--- a/src/assets/cv/CV_Eiker_Gonzalez.en.docx
+++ b/src/assets/cv/CV_Eiker_Gonzalez.en.docx
@@ -1,1750 +1,834 @@
 
 <file path=word/document.xml><?xml version="1.0" encoding="utf-8"?>
-<w:document xmlns:wpc="http://schemas.microsoft.com/office/word/2010/wordprocessingCanvas" xmlns:cx="http://schemas.microsoft.com/office/drawing/2014/chartex" xmlns:cx1="http://schemas.microsoft.com/office/drawing/2015/9/8/chartex" xmlns:cx2="http://schemas.microsoft.com/office/drawing/2015/10/21/chartex" xmlns:cx3="http://schemas.microsoft.com/office/drawing/2016/5/9/chartex" xmlns:cx4="http://schemas.microsoft.com/office/drawing/2016/5/10/chartex" xmlns:cx5="http://schemas.microsoft.com/office/drawing/2016/5/11/chartex" xmlns:cx6="http://schemas.microsoft.com/office/drawing/2016/5/12/chartex" xmlns:cx7="http://schemas.microsoft.com/office/drawing/2016/5/13/chartex" xmlns:cx8="http://schemas.microsoft.com/office/drawing/2016/5/14/chartex" xmlns:mc="http://schemas.openxmlformats.org/markup-compatibility/2006" xmlns:aink="http://schemas.microsoft.com/office/drawing/2016/ink" xmlns:am3d="http://schemas.microsoft.com/office/drawing/2017/model3d" xmlns:o="urn:schemas-microsoft-com:office:office" xmlns:r="http://schemas.openxmlformats.org/officeDocument/2006/relationships" xmlns:m="http://schemas.openxmlformats.org/officeDocument/2006/math" xmlns:v="urn:schemas-microsoft-com:vml" xmlns:wp14="http://schemas.microsoft.com/office/word/2010/wordprocessingDrawing" xmlns:wp="http://schemas.openxmlformats.org/drawingml/2006/wordprocessingDrawing" xmlns:w10="urn:schemas-microsoft-com:office:word" xmlns:w="http://schemas.openxmlformats.org/wordprocessingml/2006/main" xmlns:w14="http://schemas.microsoft.com/office/word/2010/wordml" xmlns:w15="http://schemas.microsoft.com/office/word/2012/wordml" xmlns:w16cex="http://schemas.microsoft.com/office/word/2018/wordml/cex" xmlns:w16cid="http://schemas.microsoft.com/office/word/2016/wordml/cid" xmlns:w16="http://schemas.microsoft.com/office/word/2018/wordml" xmlns:w16sdtdh="http://schemas.microsoft.com/office/word/2020/wordml/sdtdatahash" xmlns:w16se="http://schemas.microsoft.com/office/word/2015/wordml/symex" xmlns:wpg="http://schemas.microsoft.com/office/word/2010/wordprocessingGroup" xmlns:wpi="http://schemas.microsoft.com/office/word/2010/wordprocessingInk" xmlns:wne="http://schemas.microsoft.com/office/word/2006/wordml" xmlns:wps="http://schemas.microsoft.com/office/word/2010/wordprocessingShape" mc:Ignorable="w14 w15 w16se w16cid w16 w16cex w16sdtdh wp14">
+<w:document xmlns:wpc="http://schemas.microsoft.com/office/word/2010/wordprocessingCanvas" xmlns:cx="http://schemas.microsoft.com/office/drawing/2014/chartex" xmlns:cx1="http://schemas.microsoft.com/office/drawing/2015/9/8/chartex" xmlns:cx2="http://schemas.microsoft.com/office/drawing/2015/10/21/chartex" xmlns:cx3="http://schemas.microsoft.com/office/drawing/2016/5/9/chartex" xmlns:cx4="http://schemas.microsoft.com/office/drawing/2016/5/10/chartex" xmlns:cx5="http://schemas.microsoft.com/office/drawing/2016/5/11/chartex" xmlns:cx6="http://schemas.microsoft.com/office/drawing/2016/5/12/chartex" xmlns:cx7="http://schemas.microsoft.com/office/drawing/2016/5/13/chartex" xmlns:cx8="http://schemas.microsoft.com/office/drawing/2016/5/14/chartex" xmlns:mc="http://schemas.openxmlformats.org/markup-compatibility/2006" xmlns:aink="http://schemas.microsoft.com/office/drawing/2016/ink" xmlns:am3d="http://schemas.microsoft.com/office/drawing/2017/model3d" xmlns:o="urn:schemas-microsoft-com:office:office" xmlns:oel="http://schemas.microsoft.com/office/2019/extlst" xmlns:r="http://schemas.openxmlformats.org/officeDocument/2006/relationships" xmlns:m="http://schemas.openxmlformats.org/officeDocument/2006/math" xmlns:v="urn:schemas-microsoft-com:vml" xmlns:wp14="http://schemas.microsoft.com/office/word/2010/wordprocessingDrawing" xmlns:wp="http://schemas.openxmlformats.org/drawingml/2006/wordprocessingDrawing" xmlns:w10="urn:schemas-microsoft-com:office:word" xmlns:w="http://schemas.openxmlformats.org/wordprocessingml/2006/main" xmlns:w14="http://schemas.microsoft.com/office/word/2010/wordml" xmlns:w15="http://schemas.microsoft.com/office/word/2012/wordml" xmlns:w16cex="http://schemas.microsoft.com/office/word/2018/wordml/cex" xmlns:w16cid="http://schemas.microsoft.com/office/word/2016/wordml/cid" xmlns:w16="http://schemas.microsoft.com/office/word/2018/wordml" xmlns:w16du="http://schemas.microsoft.com/office/word/2023/wordml/word16du" xmlns:w16sdtdh="http://schemas.microsoft.com/office/word/2020/wordml/sdtdatahash" xmlns:w16sdtfl="http://schemas.microsoft.com/office/word/2024/wordml/sdtformatlock" xmlns:w16se="http://schemas.microsoft.com/office/word/2015/wordml/symex" xmlns:wpg="http://schemas.microsoft.com/office/word/2010/wordprocessingGroup" xmlns:wpi="http://schemas.microsoft.com/office/word/2010/wordprocessingInk" xmlns:wne="http://schemas.microsoft.com/office/word/2006/wordml" xmlns:wps="http://schemas.microsoft.com/office/word/2010/wordprocessingShape" mc:Ignorable="w14 w15 w16se w16cid w16 w16cex w16sdtdh w16sdtfl w16du wp14">
   <w:body>
     <w:p>
       <w:pPr>
-        <w:jc w:val="center"/>
+        <w:pStyle w:val="Ttulo1"/>
+        <w:rPr>
+          <w:rFonts w:cstheme="majorHAnsi"/>
+          <w:sz w:val="24"/>
+          <w:szCs w:val="24"/>
+        </w:rPr>
       </w:pPr>
       <w:r>
         <w:rPr>
-          <w:b/>
-          <w:sz w:val="28"/>
+          <w:rFonts w:cstheme="majorHAnsi"/>
+          <w:sz w:val="24"/>
+          <w:szCs w:val="24"/>
         </w:rPr>
-        <w:t xml:space="preserve">Eiker David González </w:t>
-      </w:r>
-      <w:proofErr w:type="spellStart"/>
-      <w:r>
-        <w:rPr>
-          <w:b/>
-          <w:sz w:val="28"/>
-        </w:rPr>
-        <w:t>Chacón</w:t>
-      </w:r>
-      <w:proofErr w:type="spellEnd"/>
-      <w:r>
-        <w:rPr>
-          <w:b/>
-          <w:sz w:val="28"/>
-        </w:rPr>
-        <w:br/>
-        <w:t>Full Stack Developer</w:t>
+        <w:t>Eiker David Gonzalez Chacon</w:t>
       </w:r>
     </w:p>
     <w:p>
+      <w:pPr>
+        <w:rPr>
+          <w:rFonts w:asciiTheme="majorHAnsi" w:hAnsiTheme="majorHAnsi" w:cstheme="majorHAnsi"/>
+          <w:sz w:val="24"/>
+          <w:szCs w:val="24"/>
+        </w:rPr>
+      </w:pPr>
       <w:r>
         <w:rPr>
-          <w:b/>
+          <w:rFonts w:asciiTheme="majorHAnsi" w:hAnsiTheme="majorHAnsi" w:cstheme="majorHAnsi"/>
+          <w:sz w:val="24"/>
+          <w:szCs w:val="24"/>
         </w:rPr>
-        <w:t xml:space="preserve">Email: </w:t>
-      </w:r>
-      <w:r>
-        <w:t>eiker.gonzalez21@gmail.com / support@eikergonzalez.com</w:t>
-      </w:r>
-      <w:r>
-        <w:br/>
-      </w:r>
-      <w:proofErr w:type="spellStart"/>
-      <w:r>
-        <w:rPr>
-          <w:b/>
-        </w:rPr>
-        <w:t>Teléfono</w:t>
-      </w:r>
-      <w:proofErr w:type="spellEnd"/>
-      <w:r>
-        <w:rPr>
-          <w:b/>
-        </w:rPr>
-        <w:t xml:space="preserve">: </w:t>
-      </w:r>
-      <w:r>
-        <w:t>+58 4125746623</w:t>
-      </w:r>
-      <w:r>
-        <w:br/>
+        <w:t>Senior Full Stack Developer | React | React Native | Laravel | NestJS | TypeScript</w:t>
       </w:r>
       <w:r>
         <w:rPr>
-          <w:b/>
+          <w:rFonts w:asciiTheme="majorHAnsi" w:hAnsiTheme="majorHAnsi" w:cstheme="majorHAnsi"/>
+          <w:sz w:val="24"/>
+          <w:szCs w:val="24"/>
         </w:rPr>
-        <w:t xml:space="preserve">LinkedIn: </w:t>
-      </w:r>
-      <w:r>
-        <w:t>https://www.linkedin.com/in/eiker-gonzalez-b55003a1</w:t>
-      </w:r>
-      <w:r>
         <w:br/>
+        <w:t>Email: eiker.gonzalez21@gmail.com</w:t>
       </w:r>
       <w:r>
         <w:rPr>
-          <w:b/>
+          <w:rFonts w:asciiTheme="majorHAnsi" w:hAnsiTheme="majorHAnsi" w:cstheme="majorHAnsi"/>
+          <w:sz w:val="24"/>
+          <w:szCs w:val="24"/>
         </w:rPr>
-        <w:t xml:space="preserve">Web: </w:t>
+        <w:br/>
+        <w:t>Website: eikergonzalez.com</w:t>
       </w:r>
       <w:r>
-        <w:t>https://eikergonzalez.com</w:t>
+        <w:rPr>
+          <w:rFonts w:asciiTheme="majorHAnsi" w:hAnsiTheme="majorHAnsi" w:cstheme="majorHAnsi"/>
+          <w:sz w:val="24"/>
+          <w:szCs w:val="24"/>
+        </w:rPr>
+        <w:br/>
+        <w:t>LinkedIn: linkedin.com/in/eiker-gonzalez</w:t>
       </w:r>
       <w:r>
+        <w:rPr>
+          <w:rFonts w:asciiTheme="majorHAnsi" w:hAnsiTheme="majorHAnsi" w:cstheme="majorHAnsi"/>
+          <w:sz w:val="24"/>
+          <w:szCs w:val="24"/>
+        </w:rPr>
+        <w:br/>
+        <w:t>Phone: +58 412 574 6623</w:t>
+      </w:r>
+      <w:r>
+        <w:rPr>
+          <w:rFonts w:asciiTheme="majorHAnsi" w:hAnsiTheme="majorHAnsi" w:cstheme="majorHAnsi"/>
+          <w:sz w:val="24"/>
+          <w:szCs w:val="24"/>
+        </w:rPr>
         <w:br/>
       </w:r>
     </w:p>
     <w:p>
       <w:pPr>
-        <w:pStyle w:val="Ttulo1"/>
+        <w:pStyle w:val="Ttulo2"/>
+        <w:rPr>
+          <w:rFonts w:cstheme="majorHAnsi"/>
+          <w:sz w:val="24"/>
+          <w:szCs w:val="24"/>
+        </w:rPr>
       </w:pPr>
       <w:r>
-        <w:t>P</w:t>
-      </w:r>
-      <w:r>
-        <w:t>rofessional Profile</w:t>
-      </w:r>
-    </w:p>
-    <w:p>
-      <w:r>
-        <w:t xml:space="preserve">Full Stack Developer with over 12 years of experience building highly scalable web, mobile, and desktop solutions. Specialized in React, React Native, Laravel, </w:t>
-      </w:r>
-      <w:proofErr w:type="spellStart"/>
-      <w:r>
-        <w:t>NestJS</w:t>
-      </w:r>
-      <w:proofErr w:type="spellEnd"/>
-      <w:r>
-        <w:t xml:space="preserve">, </w:t>
-      </w:r>
-      <w:proofErr w:type="spellStart"/>
-      <w:r>
-        <w:t>WebSockets</w:t>
-      </w:r>
-      <w:proofErr w:type="spellEnd"/>
-      <w:r>
-        <w:t>, and SQL/NoSQL databases. Extensive track record in critical projects across sectors such as healthcare, banking, government, education, and e-commerce in Latin America and the United States.</w:t>
+        <w:rPr>
+          <w:rFonts w:cstheme="majorHAnsi"/>
+          <w:sz w:val="24"/>
+          <w:szCs w:val="24"/>
+        </w:rPr>
+        <w:t>PROFESSIONAL SUMMARY</w:t>
       </w:r>
     </w:p>
     <w:p>
       <w:pPr>
-        <w:pStyle w:val="Ttulo1"/>
+        <w:rPr>
+          <w:rFonts w:asciiTheme="majorHAnsi" w:hAnsiTheme="majorHAnsi" w:cstheme="majorHAnsi"/>
+          <w:sz w:val="24"/>
+          <w:szCs w:val="24"/>
+        </w:rPr>
       </w:pPr>
       <w:r>
-        <w:t>Technical Skills</w:t>
-      </w:r>
-    </w:p>
-    <w:p>
-      <w:r>
         <w:rPr>
-          <w:b/>
-          <w:bCs/>
+          <w:rFonts w:asciiTheme="majorHAnsi" w:hAnsiTheme="majorHAnsi" w:cstheme="majorHAnsi"/>
+          <w:sz w:val="24"/>
+          <w:szCs w:val="24"/>
         </w:rPr>
-        <w:t>Languages:</w:t>
-      </w:r>
-      <w:r>
-        <w:t xml:space="preserve"> JavaScript, TypeScript, PHP, C#, SQL, Visual Basic</w:t>
-      </w:r>
-      <w:r>
-        <w:t xml:space="preserve">, </w:t>
+        <w:t>Senior Full Stack Developer with 12+ years of experience designing, developing, and maintaining scalable web, mobile, and enterprise applications for clients across banking, healthcare, government, education, ecommerce, and logistics industries.</w:t>
       </w:r>
       <w:r>
         <w:rPr>
-          <w:u w:val="single"/>
+          <w:rFonts w:asciiTheme="majorHAnsi" w:hAnsiTheme="majorHAnsi" w:cstheme="majorHAnsi"/>
+          <w:sz w:val="24"/>
+          <w:szCs w:val="24"/>
         </w:rPr>
-        <w:t>Java</w:t>
+        <w:br/>
       </w:r>
       <w:r>
-        <w:t>.</w:t>
+        <w:rPr>
+          <w:rFonts w:asciiTheme="majorHAnsi" w:hAnsiTheme="majorHAnsi" w:cstheme="majorHAnsi"/>
+          <w:sz w:val="24"/>
+          <w:szCs w:val="24"/>
+        </w:rPr>
+        <w:br/>
+        <w:t>Specialized in React, React Native, TypeScript, Laravel, NestJS, Node.js, REST APIs, WebSockets, WebRTC, SQL and NoSQL databases. Proven track record delivering high-performance software solutions used by thousands of users across Latin America and the United States.</w:t>
       </w:r>
-    </w:p>
-    <w:p>
       <w:r>
         <w:rPr>
-          <w:b/>
-          <w:bCs/>
+          <w:rFonts w:asciiTheme="majorHAnsi" w:hAnsiTheme="majorHAnsi" w:cstheme="majorHAnsi"/>
+          <w:sz w:val="24"/>
+          <w:szCs w:val="24"/>
         </w:rPr>
-        <w:t>Frameworks/Libraries:</w:t>
+        <w:br/>
       </w:r>
       <w:r>
-        <w:t xml:space="preserve"> React, React Native, Redux Toolkit, Laravel, Symfony, </w:t>
+        <w:rPr>
+          <w:rFonts w:asciiTheme="majorHAnsi" w:hAnsiTheme="majorHAnsi" w:cstheme="majorHAnsi"/>
+          <w:sz w:val="24"/>
+          <w:szCs w:val="24"/>
+        </w:rPr>
+        <w:br/>
+        <w:t>Experienced in software architecture, mobile development, cloud-based solutions, Docker, CI/CD workflows, API integrations, authentication systems, payment gateways, and real-time communication platforms.</w:t>
       </w:r>
-      <w:proofErr w:type="spellStart"/>
-      <w:r>
-        <w:t>NestJS</w:t>
-      </w:r>
-      <w:proofErr w:type="spellEnd"/>
-      <w:r>
-        <w:t xml:space="preserve">, </w:t>
-      </w:r>
-      <w:proofErr w:type="spellStart"/>
-      <w:r>
-        <w:t>NextJS</w:t>
-      </w:r>
-      <w:proofErr w:type="spellEnd"/>
-      <w:r>
-        <w:t>, Vue.js, Nuxt.js, Flutter.</w:t>
-      </w:r>
-    </w:p>
-    <w:p>
       <w:r>
         <w:rPr>
-          <w:b/>
-          <w:bCs/>
+          <w:rFonts w:asciiTheme="majorHAnsi" w:hAnsiTheme="majorHAnsi" w:cstheme="majorHAnsi"/>
+          <w:sz w:val="24"/>
+          <w:szCs w:val="24"/>
         </w:rPr>
-        <w:t>Databases:</w:t>
+        <w:br/>
       </w:r>
       <w:r>
-        <w:t xml:space="preserve"> MySQL, PostgreSQL, MongoDB, SQL Server.</w:t>
-      </w:r>
-    </w:p>
-    <w:p>
-      <w:r>
         <w:rPr>
-          <w:b/>
-          <w:bCs/>
+          <w:rFonts w:asciiTheme="majorHAnsi" w:hAnsiTheme="majorHAnsi" w:cstheme="majorHAnsi"/>
+          <w:sz w:val="24"/>
+          <w:szCs w:val="24"/>
         </w:rPr>
-        <w:t>Other Technologies:</w:t>
-      </w:r>
-      <w:r>
-        <w:t xml:space="preserve"> </w:t>
-      </w:r>
-      <w:proofErr w:type="spellStart"/>
-      <w:r>
-        <w:t>WebSockets</w:t>
-      </w:r>
-      <w:proofErr w:type="spellEnd"/>
-      <w:r>
-        <w:t xml:space="preserve">, WebRTC, </w:t>
-      </w:r>
-      <w:proofErr w:type="spellStart"/>
-      <w:r>
-        <w:t>Jitsi</w:t>
-      </w:r>
-      <w:proofErr w:type="spellEnd"/>
-      <w:r>
-        <w:t xml:space="preserve"> Meet, Flutter, Expo, Stripe, </w:t>
-      </w:r>
-      <w:proofErr w:type="spellStart"/>
-      <w:r>
-        <w:t>Transbank</w:t>
-      </w:r>
-      <w:proofErr w:type="spellEnd"/>
-      <w:r>
-        <w:t xml:space="preserve"> SDK.</w:t>
-      </w:r>
-    </w:p>
-    <w:p>
-      <w:r>
-        <w:rPr>
-          <w:b/>
-          <w:bCs/>
-        </w:rPr>
-        <w:t>Tools:</w:t>
-      </w:r>
-      <w:r>
-        <w:t xml:space="preserve"> Git, Docker, </w:t>
-      </w:r>
-      <w:proofErr w:type="spellStart"/>
-      <w:r>
-        <w:t>Vite</w:t>
-      </w:r>
-      <w:proofErr w:type="spellEnd"/>
-      <w:r>
-        <w:t xml:space="preserve">, </w:t>
-      </w:r>
-      <w:proofErr w:type="spellStart"/>
-      <w:r>
-        <w:t>Highcharts</w:t>
-      </w:r>
-      <w:proofErr w:type="spellEnd"/>
-      <w:r>
-        <w:t>, Crystal Reports.</w:t>
-      </w:r>
-    </w:p>
-    <w:p>
-      <w:r>
-        <w:rPr>
-          <w:b/>
-          <w:bCs/>
-        </w:rPr>
-        <w:t>Methodologies:</w:t>
-      </w:r>
-      <w:r>
-        <w:t xml:space="preserve"> Agile, Scrum.</w:t>
-      </w:r>
-    </w:p>
-    <w:p>
-      <w:r>
-        <w:rPr>
-          <w:b/>
-          <w:bCs/>
-        </w:rPr>
-        <w:t>Others:</w:t>
-      </w:r>
-      <w:r>
-        <w:t xml:space="preserve"> Configuration of Linux servers, mail servers, web</w:t>
-      </w:r>
-      <w:r>
-        <w:t>.</w:t>
+        <w:br/>
+        <w:t>Passionate about building scalable applications, optimizing performance, and solving complex business challenges through technology.</w:t>
       </w:r>
     </w:p>
     <w:p>
       <w:pPr>
-        <w:pStyle w:val="Ttulo1"/>
+        <w:pStyle w:val="Ttulo2"/>
         <w:rPr>
-          <w:lang w:val="es-ES"/>
+          <w:rFonts w:cstheme="majorHAnsi"/>
+          <w:sz w:val="24"/>
+          <w:szCs w:val="24"/>
         </w:rPr>
       </w:pPr>
-      <w:proofErr w:type="spellStart"/>
       <w:r>
         <w:rPr>
-          <w:lang w:val="es-ES"/>
+          <w:rFonts w:cstheme="majorHAnsi"/>
+          <w:sz w:val="24"/>
+          <w:szCs w:val="24"/>
         </w:rPr>
-        <w:t>Education</w:t>
+        <w:t>CORE SKILLS</w:t>
       </w:r>
-      <w:proofErr w:type="spellEnd"/>
     </w:p>
     <w:p>
+      <w:pPr>
+        <w:rPr>
+          <w:rFonts w:asciiTheme="majorHAnsi" w:hAnsiTheme="majorHAnsi" w:cstheme="majorHAnsi"/>
+          <w:sz w:val="24"/>
+          <w:szCs w:val="24"/>
+        </w:rPr>
+      </w:pPr>
       <w:r>
         <w:rPr>
-          <w:lang w:val="es-ES"/>
+          <w:rFonts w:asciiTheme="majorHAnsi" w:hAnsiTheme="majorHAnsi" w:cstheme="majorHAnsi"/>
+          <w:sz w:val="24"/>
+          <w:szCs w:val="24"/>
         </w:rPr>
-        <w:t>Instituto Universitario de Tecnología de Administración Industrial (IUTA), 2006–2010</w:t>
+        <w:t>Frontend: React, React Native, Expo, Next.js, Vue.js, Nuxt.js, JavaScript, TypeScript, Redux Toolkit, Vite</w:t>
       </w:r>
       <w:r>
         <w:rPr>
-          <w:lang w:val="es-ES"/>
-        </w:rPr>
-        <w:t>.</w:t>
-      </w:r>
-      <w:r>
-        <w:rPr>
-          <w:lang w:val="es-ES"/>
+          <w:rFonts w:asciiTheme="majorHAnsi" w:hAnsiTheme="majorHAnsi" w:cstheme="majorHAnsi"/>
+          <w:sz w:val="24"/>
+          <w:szCs w:val="24"/>
         </w:rPr>
         <w:br/>
       </w:r>
       <w:r>
-        <w:t>Associate Degree in Computer Science.</w:t>
-      </w:r>
-    </w:p>
-    <w:p>
-      <w:r>
-        <w:t xml:space="preserve">Unidad </w:t>
-      </w:r>
-      <w:proofErr w:type="spellStart"/>
-      <w:r>
-        <w:t>Educativa</w:t>
-      </w:r>
-      <w:proofErr w:type="spellEnd"/>
-      <w:r>
-        <w:t xml:space="preserve"> Nacional Pedro Emilio Coll, 2000–2004.</w:t>
+        <w:rPr>
+          <w:rFonts w:asciiTheme="majorHAnsi" w:hAnsiTheme="majorHAnsi" w:cstheme="majorHAnsi"/>
+          <w:sz w:val="24"/>
+          <w:szCs w:val="24"/>
+        </w:rPr>
+        <w:br/>
+        <w:t>Backend: Laravel, NestJS, Node.js, Express.js, PHP, REST APIs, JWT Authentication, Microservices, WebSockets, WebRTC</w:t>
       </w:r>
       <w:r>
+        <w:rPr>
+          <w:rFonts w:asciiTheme="majorHAnsi" w:hAnsiTheme="majorHAnsi" w:cstheme="majorHAnsi"/>
+          <w:sz w:val="24"/>
+          <w:szCs w:val="24"/>
+        </w:rPr>
         <w:br/>
       </w:r>
       <w:r>
-        <w:t>High School Diploma in Science.</w:t>
+        <w:rPr>
+          <w:rFonts w:asciiTheme="majorHAnsi" w:hAnsiTheme="majorHAnsi" w:cstheme="majorHAnsi"/>
+          <w:sz w:val="24"/>
+          <w:szCs w:val="24"/>
+        </w:rPr>
+        <w:br/>
+        <w:t>Databases: MySQL, PostgreSQL, MongoDB, SQL Server, Database Design, Query Optimization, Data Modeling</w:t>
       </w:r>
-    </w:p>
-    <w:p/>
-    <w:p>
-      <w:pPr>
-        <w:pStyle w:val="Ttulo1"/>
-      </w:pPr>
       <w:r>
+        <w:rPr>
+          <w:rFonts w:asciiTheme="majorHAnsi" w:hAnsiTheme="majorHAnsi" w:cstheme="majorHAnsi"/>
+          <w:sz w:val="24"/>
+          <w:szCs w:val="24"/>
+        </w:rPr>
+        <w:br/>
+      </w:r>
+      <w:r>
+        <w:rPr>
+          <w:rFonts w:asciiTheme="majorHAnsi" w:hAnsiTheme="majorHAnsi" w:cstheme="majorHAnsi"/>
+          <w:sz w:val="24"/>
+          <w:szCs w:val="24"/>
+        </w:rPr>
+        <w:br/>
+        <w:t>DevOps &amp; Cloud: Docker, Git, GitHub Actions, CI/CD, Linux Server Administration, Nginx, AWS (EC2, S3, IAM – Basic), SMTP Servers, SSL/TLS Management</w:t>
+      </w:r>
+      <w:r>
+        <w:rPr>
+          <w:rFonts w:asciiTheme="majorHAnsi" w:hAnsiTheme="majorHAnsi" w:cstheme="majorHAnsi"/>
+          <w:sz w:val="24"/>
+          <w:szCs w:val="24"/>
+        </w:rPr>
+        <w:br/>
+      </w:r>
+      <w:r>
+        <w:rPr>
+          <w:rFonts w:asciiTheme="majorHAnsi" w:hAnsiTheme="majorHAnsi" w:cstheme="majorHAnsi"/>
+          <w:sz w:val="24"/>
+          <w:szCs w:val="24"/>
+        </w:rPr>
         <w:lastRenderedPageBreak/>
-        <w:t>Work Experience</w:t>
+        <w:br/>
+        <w:t>Additional Technologies: Firebase, Stripe, Transbank SDK, Jitsi Meet, Google Maps API, Push Notifications, Agile, Scrum</w:t>
       </w:r>
     </w:p>
     <w:p>
       <w:pPr>
-        <w:pStyle w:val="Listaconvietas"/>
+        <w:pStyle w:val="Ttulo2"/>
         <w:rPr>
-          <w:b/>
-          <w:bCs/>
+          <w:rFonts w:cstheme="majorHAnsi"/>
+          <w:sz w:val="24"/>
+          <w:szCs w:val="24"/>
         </w:rPr>
       </w:pPr>
       <w:r>
         <w:rPr>
-          <w:b/>
-          <w:bCs/>
+          <w:rFonts w:cstheme="majorHAnsi"/>
+          <w:sz w:val="24"/>
+          <w:szCs w:val="24"/>
         </w:rPr>
-        <w:t xml:space="preserve">Nexo IT – Chile (2024 – </w:t>
-      </w:r>
-      <w:r>
-        <w:rPr>
-          <w:b/>
-          <w:bCs/>
-        </w:rPr>
-        <w:t>Present</w:t>
-      </w:r>
-      <w:r>
-        <w:rPr>
-          <w:b/>
-          <w:bCs/>
-        </w:rPr>
-        <w:t>)</w:t>
+        <w:t>PROFESSIONAL EXPERIENCE</w:t>
       </w:r>
     </w:p>
     <w:p>
       <w:pPr>
-        <w:pStyle w:val="Listaconvietas"/>
-        <w:tabs>
-          <w:tab w:val="clear" w:pos="360"/>
-          <w:tab w:val="num" w:pos="720"/>
-        </w:tabs>
-        <w:ind w:left="720"/>
+        <w:rPr>
+          <w:rFonts w:asciiTheme="majorHAnsi" w:hAnsiTheme="majorHAnsi" w:cstheme="majorHAnsi"/>
+          <w:sz w:val="24"/>
+          <w:szCs w:val="24"/>
+        </w:rPr>
       </w:pPr>
       <w:r>
-        <w:t xml:space="preserve">Maintenance and enhancements to portals and mobile applications using </w:t>
+        <w:rPr>
+          <w:rFonts w:asciiTheme="majorHAnsi" w:hAnsiTheme="majorHAnsi" w:cstheme="majorHAnsi"/>
+          <w:sz w:val="24"/>
+          <w:szCs w:val="24"/>
+        </w:rPr>
+        <w:t>Senior Full Stack Developer – Nexo IT (Chile) | 2024 –</w:t>
       </w:r>
-      <w:proofErr w:type="spellStart"/>
       <w:r>
-        <w:t>Nuxt</w:t>
+        <w:rPr>
+          <w:rFonts w:asciiTheme="majorHAnsi" w:hAnsiTheme="majorHAnsi" w:cstheme="majorHAnsi"/>
+          <w:sz w:val="24"/>
+          <w:szCs w:val="24"/>
+        </w:rPr>
+        <w:t>2026</w:t>
       </w:r>
-      <w:proofErr w:type="spellEnd"/>
       <w:r>
-        <w:t xml:space="preserve"> and React Native (Expo).</w:t>
+        <w:rPr>
+          <w:rFonts w:asciiTheme="majorHAnsi" w:hAnsiTheme="majorHAnsi" w:cstheme="majorHAnsi"/>
+          <w:sz w:val="24"/>
+          <w:szCs w:val="24"/>
+        </w:rPr>
+        <w:br/>
+      </w:r>
+      <w:r>
+        <w:rPr>
+          <w:rFonts w:asciiTheme="majorHAnsi" w:hAnsiTheme="majorHAnsi" w:cstheme="majorHAnsi"/>
+          <w:sz w:val="24"/>
+          <w:szCs w:val="24"/>
+        </w:rPr>
+        <w:br/>
+        <w:t>• Maintain and enhance web and mobile applications using React Native (Expo), React and Nuxt.</w:t>
+      </w:r>
+      <w:r>
+        <w:rPr>
+          <w:rFonts w:asciiTheme="majorHAnsi" w:hAnsiTheme="majorHAnsi" w:cstheme="majorHAnsi"/>
+          <w:sz w:val="24"/>
+          <w:szCs w:val="24"/>
+        </w:rPr>
+        <w:br/>
+        <w:t>• Integrated payment gateways including Stripe and Transbank.</w:t>
+      </w:r>
+      <w:r>
+        <w:rPr>
+          <w:rFonts w:asciiTheme="majorHAnsi" w:hAnsiTheme="majorHAnsi" w:cstheme="majorHAnsi"/>
+          <w:sz w:val="24"/>
+          <w:szCs w:val="24"/>
+        </w:rPr>
+        <w:br/>
+        <w:t>• Developed Python services for account statement generation and automated file processing.</w:t>
+      </w:r>
+      <w:r>
+        <w:rPr>
+          <w:rFonts w:asciiTheme="majorHAnsi" w:hAnsiTheme="majorHAnsi" w:cstheme="majorHAnsi"/>
+          <w:sz w:val="24"/>
+          <w:szCs w:val="24"/>
+        </w:rPr>
+        <w:br/>
+        <w:t>• Built Angular 18 microfrontend solutions for banking-related systems.</w:t>
+      </w:r>
+      <w:r>
+        <w:rPr>
+          <w:rFonts w:asciiTheme="majorHAnsi" w:hAnsiTheme="majorHAnsi" w:cstheme="majorHAnsi"/>
+          <w:sz w:val="24"/>
+          <w:szCs w:val="24"/>
+        </w:rPr>
+        <w:br/>
+      </w:r>
+      <w:r>
+        <w:rPr>
+          <w:rFonts w:asciiTheme="majorHAnsi" w:hAnsiTheme="majorHAnsi" w:cstheme="majorHAnsi"/>
+          <w:sz w:val="24"/>
+          <w:szCs w:val="24"/>
+        </w:rPr>
+        <w:br/>
+        <w:t>Full Stack Developer – Ceiboo Software Factory (Argentina) | 2023 – 2024</w:t>
+      </w:r>
+      <w:r>
+        <w:rPr>
+          <w:rFonts w:asciiTheme="majorHAnsi" w:hAnsiTheme="majorHAnsi" w:cstheme="majorHAnsi"/>
+          <w:sz w:val="24"/>
+          <w:szCs w:val="24"/>
+        </w:rPr>
+        <w:br/>
+      </w:r>
+      <w:r>
+        <w:rPr>
+          <w:rFonts w:asciiTheme="majorHAnsi" w:hAnsiTheme="majorHAnsi" w:cstheme="majorHAnsi"/>
+          <w:sz w:val="24"/>
+          <w:szCs w:val="24"/>
+        </w:rPr>
+        <w:br/>
+        <w:t>• Developed appointment scheduling platform for the Tourism Department of Gualeguaychú.</w:t>
+      </w:r>
+      <w:r>
+        <w:rPr>
+          <w:rFonts w:asciiTheme="majorHAnsi" w:hAnsiTheme="majorHAnsi" w:cstheme="majorHAnsi"/>
+          <w:sz w:val="24"/>
+          <w:szCs w:val="24"/>
+        </w:rPr>
+        <w:br/>
+        <w:t>• Designed backend services and frontend interfaces supporting public sector operations.</w:t>
+      </w:r>
+      <w:r>
+        <w:rPr>
+          <w:rFonts w:asciiTheme="majorHAnsi" w:hAnsiTheme="majorHAnsi" w:cstheme="majorHAnsi"/>
+          <w:sz w:val="24"/>
+          <w:szCs w:val="24"/>
+        </w:rPr>
+        <w:br/>
+      </w:r>
+      <w:r>
+        <w:rPr>
+          <w:rFonts w:asciiTheme="majorHAnsi" w:hAnsiTheme="majorHAnsi" w:cstheme="majorHAnsi"/>
+          <w:sz w:val="24"/>
+          <w:szCs w:val="24"/>
+        </w:rPr>
+        <w:br/>
+        <w:t>Senior Software Developer – Smartway (Argentina) | 2022 – 2023</w:t>
+      </w:r>
+      <w:r>
+        <w:rPr>
+          <w:rFonts w:asciiTheme="majorHAnsi" w:hAnsiTheme="majorHAnsi" w:cstheme="majorHAnsi"/>
+          <w:sz w:val="24"/>
+          <w:szCs w:val="24"/>
+        </w:rPr>
+        <w:br/>
+      </w:r>
+      <w:r>
+        <w:rPr>
+          <w:rFonts w:asciiTheme="majorHAnsi" w:hAnsiTheme="majorHAnsi" w:cstheme="majorHAnsi"/>
+          <w:sz w:val="24"/>
+          <w:szCs w:val="24"/>
+        </w:rPr>
+        <w:br/>
+        <w:t>• Built ecommerce solutions and healthcare telemedicine platforms.</w:t>
+      </w:r>
+      <w:r>
+        <w:rPr>
+          <w:rFonts w:asciiTheme="majorHAnsi" w:hAnsiTheme="majorHAnsi" w:cstheme="majorHAnsi"/>
+          <w:sz w:val="24"/>
+          <w:szCs w:val="24"/>
+        </w:rPr>
+        <w:br/>
+        <w:t>• Developed secure video consultation systems using WebRTC and Jitsi Meet.</w:t>
+      </w:r>
+      <w:r>
+        <w:rPr>
+          <w:rFonts w:asciiTheme="majorHAnsi" w:hAnsiTheme="majorHAnsi" w:cstheme="majorHAnsi"/>
+          <w:sz w:val="24"/>
+          <w:szCs w:val="24"/>
+        </w:rPr>
+        <w:br/>
+        <w:t>• Implemented real-time communication features with WebSockets.</w:t>
+      </w:r>
+      <w:r>
+        <w:rPr>
+          <w:rFonts w:asciiTheme="majorHAnsi" w:hAnsiTheme="majorHAnsi" w:cstheme="majorHAnsi"/>
+          <w:sz w:val="24"/>
+          <w:szCs w:val="24"/>
+        </w:rPr>
+        <w:br/>
+      </w:r>
+      <w:r>
+        <w:rPr>
+          <w:rFonts w:asciiTheme="majorHAnsi" w:hAnsiTheme="majorHAnsi" w:cstheme="majorHAnsi"/>
+          <w:sz w:val="24"/>
+          <w:szCs w:val="24"/>
+        </w:rPr>
+        <w:br/>
+        <w:t>Freelance Full Stack Developer – Chile | 2021 – 2022</w:t>
+      </w:r>
+      <w:r>
+        <w:rPr>
+          <w:rFonts w:asciiTheme="majorHAnsi" w:hAnsiTheme="majorHAnsi" w:cstheme="majorHAnsi"/>
+          <w:sz w:val="24"/>
+          <w:szCs w:val="24"/>
+        </w:rPr>
+        <w:br/>
+      </w:r>
+      <w:r>
+        <w:rPr>
+          <w:rFonts w:asciiTheme="majorHAnsi" w:hAnsiTheme="majorHAnsi" w:cstheme="majorHAnsi"/>
+          <w:sz w:val="24"/>
+          <w:szCs w:val="24"/>
+        </w:rPr>
+        <w:br/>
+        <w:t>• Developed CRM systems and digital contract generation platforms.</w:t>
+      </w:r>
+      <w:r>
+        <w:rPr>
+          <w:rFonts w:asciiTheme="majorHAnsi" w:hAnsiTheme="majorHAnsi" w:cstheme="majorHAnsi"/>
+          <w:sz w:val="24"/>
+          <w:szCs w:val="24"/>
+        </w:rPr>
+        <w:br/>
+        <w:t>• Implemented electronic signature workflows and document automation.</w:t>
+      </w:r>
+      <w:r>
+        <w:rPr>
+          <w:rFonts w:asciiTheme="majorHAnsi" w:hAnsiTheme="majorHAnsi" w:cstheme="majorHAnsi"/>
+          <w:sz w:val="24"/>
+          <w:szCs w:val="24"/>
+        </w:rPr>
+        <w:br/>
+      </w:r>
+      <w:r>
+        <w:rPr>
+          <w:rFonts w:asciiTheme="majorHAnsi" w:hAnsiTheme="majorHAnsi" w:cstheme="majorHAnsi"/>
+          <w:sz w:val="24"/>
+          <w:szCs w:val="24"/>
+        </w:rPr>
+        <w:br/>
+        <w:t>Software Engineer – Omnix Solutions (USA) | 2020 – 2022</w:t>
+      </w:r>
+      <w:r>
+        <w:rPr>
+          <w:rFonts w:asciiTheme="majorHAnsi" w:hAnsiTheme="majorHAnsi" w:cstheme="majorHAnsi"/>
+          <w:sz w:val="24"/>
+          <w:szCs w:val="24"/>
+        </w:rPr>
+        <w:br/>
+      </w:r>
+      <w:r>
+        <w:rPr>
+          <w:rFonts w:asciiTheme="majorHAnsi" w:hAnsiTheme="majorHAnsi" w:cstheme="majorHAnsi"/>
+          <w:sz w:val="24"/>
+          <w:szCs w:val="24"/>
+        </w:rPr>
+        <w:br/>
+        <w:t>• Participated in HR management platform modernization.</w:t>
+      </w:r>
+      <w:r>
+        <w:rPr>
+          <w:rFonts w:asciiTheme="majorHAnsi" w:hAnsiTheme="majorHAnsi" w:cstheme="majorHAnsi"/>
+          <w:sz w:val="24"/>
+          <w:szCs w:val="24"/>
+        </w:rPr>
+        <w:br/>
+        <w:t>• Migrated legacy Laravel applications to React and Next.js architecture.</w:t>
+      </w:r>
+      <w:r>
+        <w:rPr>
+          <w:rFonts w:asciiTheme="majorHAnsi" w:hAnsiTheme="majorHAnsi" w:cstheme="majorHAnsi"/>
+          <w:sz w:val="24"/>
+          <w:szCs w:val="24"/>
+        </w:rPr>
+        <w:br/>
+        <w:t>• Developed APIs and optimized database performance.</w:t>
       </w:r>
     </w:p>
     <w:p>
       <w:pPr>
-        <w:pStyle w:val="Listaconvietas"/>
-        <w:tabs>
-          <w:tab w:val="clear" w:pos="360"/>
-          <w:tab w:val="num" w:pos="720"/>
-        </w:tabs>
-        <w:ind w:left="720"/>
+        <w:pStyle w:val="Ttulo2"/>
+        <w:rPr>
+          <w:rFonts w:cstheme="majorHAnsi"/>
+          <w:sz w:val="24"/>
+          <w:szCs w:val="24"/>
+        </w:rPr>
       </w:pPr>
       <w:r>
-        <w:t>Integration of payment gateways (</w:t>
-      </w:r>
-      <w:proofErr w:type="spellStart"/>
-      <w:r>
-        <w:t>Transbank</w:t>
-      </w:r>
-      <w:proofErr w:type="spellEnd"/>
-      <w:r>
-        <w:t xml:space="preserve"> SDK, Stripe).</w:t>
+        <w:rPr>
+          <w:rFonts w:cstheme="majorHAnsi"/>
+          <w:sz w:val="24"/>
+          <w:szCs w:val="24"/>
+        </w:rPr>
+        <w:lastRenderedPageBreak/>
+        <w:t>KEY PROJECTS</w:t>
       </w:r>
     </w:p>
     <w:p>
       <w:pPr>
-        <w:pStyle w:val="Listaconvietas"/>
-        <w:tabs>
-          <w:tab w:val="clear" w:pos="360"/>
-          <w:tab w:val="num" w:pos="720"/>
-        </w:tabs>
-        <w:ind w:left="720"/>
         <w:rPr>
-          <w:lang w:val="es-ES"/>
+          <w:rFonts w:asciiTheme="majorHAnsi" w:hAnsiTheme="majorHAnsi" w:cstheme="majorHAnsi"/>
+          <w:sz w:val="24"/>
+          <w:szCs w:val="24"/>
         </w:rPr>
       </w:pPr>
       <w:r>
         <w:rPr>
-          <w:lang w:val="es-ES"/>
+          <w:rFonts w:asciiTheme="majorHAnsi" w:hAnsiTheme="majorHAnsi" w:cstheme="majorHAnsi"/>
+          <w:sz w:val="24"/>
+          <w:szCs w:val="24"/>
         </w:rPr>
-        <w:t xml:space="preserve">Desarrollo de </w:t>
-      </w:r>
-      <w:proofErr w:type="spellStart"/>
-      <w:r>
-        <w:rPr>
-          <w:lang w:val="es-ES"/>
-        </w:rPr>
-        <w:t>ecommerce</w:t>
-      </w:r>
-      <w:proofErr w:type="spellEnd"/>
-      <w:r>
-        <w:rPr>
-          <w:lang w:val="es-ES"/>
-        </w:rPr>
-        <w:t xml:space="preserve"> con </w:t>
-      </w:r>
-      <w:proofErr w:type="spellStart"/>
-      <w:r>
-        <w:rPr>
-          <w:lang w:val="es-ES"/>
-        </w:rPr>
-        <w:t>ReactJS</w:t>
-      </w:r>
-      <w:proofErr w:type="spellEnd"/>
-      <w:r>
-        <w:rPr>
-          <w:lang w:val="es-ES"/>
-        </w:rPr>
-        <w:t xml:space="preserve"> y </w:t>
-      </w:r>
-      <w:proofErr w:type="spellStart"/>
-      <w:r>
-        <w:rPr>
-          <w:lang w:val="es-ES"/>
-        </w:rPr>
-        <w:t>backend</w:t>
-      </w:r>
-      <w:proofErr w:type="spellEnd"/>
-      <w:r>
-        <w:rPr>
-          <w:lang w:val="es-ES"/>
-        </w:rPr>
-        <w:t xml:space="preserve"> en </w:t>
-      </w:r>
-      <w:proofErr w:type="spellStart"/>
-      <w:r>
-        <w:rPr>
-          <w:lang w:val="es-ES"/>
-        </w:rPr>
-        <w:t>Nuxt</w:t>
-      </w:r>
-      <w:proofErr w:type="spellEnd"/>
-      <w:r>
-        <w:rPr>
-          <w:lang w:val="es-ES"/>
-        </w:rPr>
-        <w:t xml:space="preserve"> (Vue2)</w:t>
+        <w:t>Ecommerce &amp; Delivery Ecosystem</w:t>
       </w:r>
       <w:r>
         <w:rPr>
-          <w:lang w:val="es-ES"/>
+          <w:rFonts w:asciiTheme="majorHAnsi" w:hAnsiTheme="majorHAnsi" w:cstheme="majorHAnsi"/>
+          <w:sz w:val="24"/>
+          <w:szCs w:val="24"/>
         </w:rPr>
-        <w:t>.</w:t>
+        <w:br/>
+      </w:r>
+      <w:r>
+        <w:rPr>
+          <w:rFonts w:asciiTheme="majorHAnsi" w:hAnsiTheme="majorHAnsi" w:cstheme="majorHAnsi"/>
+          <w:sz w:val="24"/>
+          <w:szCs w:val="24"/>
+        </w:rPr>
+        <w:br/>
+        <w:t>• Administration platform</w:t>
+      </w:r>
+      <w:r>
+        <w:rPr>
+          <w:rFonts w:asciiTheme="majorHAnsi" w:hAnsiTheme="majorHAnsi" w:cstheme="majorHAnsi"/>
+          <w:sz w:val="24"/>
+          <w:szCs w:val="24"/>
+        </w:rPr>
+        <w:br/>
+        <w:t>• Delivery mobile application</w:t>
+      </w:r>
+      <w:r>
+        <w:rPr>
+          <w:rFonts w:asciiTheme="majorHAnsi" w:hAnsiTheme="majorHAnsi" w:cstheme="majorHAnsi"/>
+          <w:sz w:val="24"/>
+          <w:szCs w:val="24"/>
+        </w:rPr>
+        <w:br/>
+        <w:t>• Customer mobile application</w:t>
+      </w:r>
+      <w:r>
+        <w:rPr>
+          <w:rFonts w:asciiTheme="majorHAnsi" w:hAnsiTheme="majorHAnsi" w:cstheme="majorHAnsi"/>
+          <w:sz w:val="24"/>
+          <w:szCs w:val="24"/>
+        </w:rPr>
+        <w:br/>
+        <w:t>• Real-time order tracking</w:t>
+      </w:r>
+      <w:r>
+        <w:rPr>
+          <w:rFonts w:asciiTheme="majorHAnsi" w:hAnsiTheme="majorHAnsi" w:cstheme="majorHAnsi"/>
+          <w:sz w:val="24"/>
+          <w:szCs w:val="24"/>
+        </w:rPr>
+        <w:br/>
+        <w:t>• Push notification system</w:t>
+      </w:r>
+      <w:r>
+        <w:rPr>
+          <w:rFonts w:asciiTheme="majorHAnsi" w:hAnsiTheme="majorHAnsi" w:cstheme="majorHAnsi"/>
+          <w:sz w:val="24"/>
+          <w:szCs w:val="24"/>
+        </w:rPr>
+        <w:br/>
+        <w:t>• Authentication and role management</w:t>
+      </w:r>
+      <w:r>
+        <w:rPr>
+          <w:rFonts w:asciiTheme="majorHAnsi" w:hAnsiTheme="majorHAnsi" w:cstheme="majorHAnsi"/>
+          <w:sz w:val="24"/>
+          <w:szCs w:val="24"/>
+        </w:rPr>
+        <w:br/>
+      </w:r>
+      <w:r>
+        <w:rPr>
+          <w:rFonts w:asciiTheme="majorHAnsi" w:hAnsiTheme="majorHAnsi" w:cstheme="majorHAnsi"/>
+          <w:sz w:val="24"/>
+          <w:szCs w:val="24"/>
+        </w:rPr>
+        <w:br/>
+        <w:t>Technologies: React, React Native, NestJS, MySQL, Firebase, Google Maps</w:t>
+      </w:r>
+      <w:r>
+        <w:rPr>
+          <w:rFonts w:asciiTheme="majorHAnsi" w:hAnsiTheme="majorHAnsi" w:cstheme="majorHAnsi"/>
+          <w:sz w:val="24"/>
+          <w:szCs w:val="24"/>
+        </w:rPr>
+        <w:br/>
+      </w:r>
+      <w:r>
+        <w:rPr>
+          <w:rFonts w:asciiTheme="majorHAnsi" w:hAnsiTheme="majorHAnsi" w:cstheme="majorHAnsi"/>
+          <w:sz w:val="24"/>
+          <w:szCs w:val="24"/>
+        </w:rPr>
+        <w:br/>
+        <w:t>Telemedicine Platform</w:t>
+      </w:r>
+      <w:r>
+        <w:rPr>
+          <w:rFonts w:asciiTheme="majorHAnsi" w:hAnsiTheme="majorHAnsi" w:cstheme="majorHAnsi"/>
+          <w:sz w:val="24"/>
+          <w:szCs w:val="24"/>
+        </w:rPr>
+        <w:br/>
+      </w:r>
+      <w:r>
+        <w:rPr>
+          <w:rFonts w:asciiTheme="majorHAnsi" w:hAnsiTheme="majorHAnsi" w:cstheme="majorHAnsi"/>
+          <w:sz w:val="24"/>
+          <w:szCs w:val="24"/>
+        </w:rPr>
+        <w:br/>
+        <w:t>• Video consultations</w:t>
+      </w:r>
+      <w:r>
+        <w:rPr>
+          <w:rFonts w:asciiTheme="majorHAnsi" w:hAnsiTheme="majorHAnsi" w:cstheme="majorHAnsi"/>
+          <w:sz w:val="24"/>
+          <w:szCs w:val="24"/>
+        </w:rPr>
+        <w:br/>
+        <w:t>• Real-time communication</w:t>
+      </w:r>
+      <w:r>
+        <w:rPr>
+          <w:rFonts w:asciiTheme="majorHAnsi" w:hAnsiTheme="majorHAnsi" w:cstheme="majorHAnsi"/>
+          <w:sz w:val="24"/>
+          <w:szCs w:val="24"/>
+        </w:rPr>
+        <w:br/>
+        <w:t>• Appointment scheduling</w:t>
+      </w:r>
+      <w:r>
+        <w:rPr>
+          <w:rFonts w:asciiTheme="majorHAnsi" w:hAnsiTheme="majorHAnsi" w:cstheme="majorHAnsi"/>
+          <w:sz w:val="24"/>
+          <w:szCs w:val="24"/>
+        </w:rPr>
+        <w:br/>
+        <w:t>• Patient management</w:t>
+      </w:r>
+      <w:r>
+        <w:rPr>
+          <w:rFonts w:asciiTheme="majorHAnsi" w:hAnsiTheme="majorHAnsi" w:cstheme="majorHAnsi"/>
+          <w:sz w:val="24"/>
+          <w:szCs w:val="24"/>
+        </w:rPr>
+        <w:br/>
+      </w:r>
+      <w:r>
+        <w:rPr>
+          <w:rFonts w:asciiTheme="majorHAnsi" w:hAnsiTheme="majorHAnsi" w:cstheme="majorHAnsi"/>
+          <w:sz w:val="24"/>
+          <w:szCs w:val="24"/>
+        </w:rPr>
+        <w:br/>
+        <w:t>Technologies: React, React Native, NestJS, WebSockets, WebRTC, Jitsi Meet</w:t>
       </w:r>
     </w:p>
     <w:p>
       <w:pPr>
-        <w:pStyle w:val="Listaconvietas"/>
-        <w:tabs>
-          <w:tab w:val="clear" w:pos="360"/>
-          <w:tab w:val="num" w:pos="720"/>
-        </w:tabs>
-        <w:ind w:left="720"/>
+        <w:pStyle w:val="Ttulo2"/>
+        <w:rPr>
+          <w:rFonts w:cstheme="majorHAnsi"/>
+          <w:sz w:val="24"/>
+          <w:szCs w:val="24"/>
+        </w:rPr>
       </w:pPr>
       <w:r>
         <w:rPr>
-          <w:lang w:eastAsia="es-ES"/>
+          <w:rFonts w:cstheme="majorHAnsi"/>
+          <w:sz w:val="24"/>
+          <w:szCs w:val="24"/>
         </w:rPr>
-        <w:t>Developing a Python service to check customer account statuses and generate .zip files with text files.</w:t>
+        <w:t>EDUCATION</w:t>
       </w:r>
     </w:p>
     <w:p>
       <w:pPr>
-        <w:pStyle w:val="Listaconvietas"/>
-        <w:tabs>
-          <w:tab w:val="clear" w:pos="360"/>
-          <w:tab w:val="num" w:pos="720"/>
-        </w:tabs>
-        <w:ind w:left="720"/>
+        <w:rPr>
+          <w:rFonts w:asciiTheme="majorHAnsi" w:hAnsiTheme="majorHAnsi" w:cstheme="majorHAnsi"/>
+          <w:sz w:val="24"/>
+          <w:szCs w:val="24"/>
+        </w:rPr>
       </w:pPr>
       <w:r>
         <w:rPr>
-          <w:lang w:eastAsia="es-ES"/>
+          <w:rFonts w:asciiTheme="majorHAnsi" w:hAnsiTheme="majorHAnsi" w:cstheme="majorHAnsi"/>
+          <w:sz w:val="24"/>
+          <w:szCs w:val="24"/>
         </w:rPr>
-        <w:t xml:space="preserve">Developing a </w:t>
+        <w:t>Associate Degree in Computer Science</w:t>
       </w:r>
-      <w:proofErr w:type="spellStart"/>
       <w:r>
         <w:rPr>
-          <w:lang w:eastAsia="es-ES"/>
+          <w:rFonts w:asciiTheme="majorHAnsi" w:hAnsiTheme="majorHAnsi" w:cstheme="majorHAnsi"/>
+          <w:sz w:val="24"/>
+          <w:szCs w:val="24"/>
         </w:rPr>
-        <w:t>microfrontend</w:t>
-      </w:r>
-      <w:proofErr w:type="spellEnd"/>
-      <w:r>
-        <w:rPr>
-          <w:lang w:eastAsia="es-ES"/>
-        </w:rPr>
-        <w:t xml:space="preserve"> in Angular 18 to check customer account statuses.</w:t>
+        <w:br/>
+        <w:t>Instituto Universitario de Tecnología de Administración Industrial (IUTA)</w:t>
       </w:r>
     </w:p>
     <w:p>
       <w:pPr>
-        <w:pStyle w:val="Listaconvietas"/>
-        <w:tabs>
-          <w:tab w:val="clear" w:pos="360"/>
-          <w:tab w:val="num" w:pos="720"/>
-        </w:tabs>
-        <w:ind w:left="720"/>
+        <w:pStyle w:val="Ttulo2"/>
+        <w:rPr>
+          <w:rFonts w:cstheme="majorHAnsi"/>
+          <w:sz w:val="24"/>
+          <w:szCs w:val="24"/>
+        </w:rPr>
       </w:pPr>
       <w:r>
         <w:rPr>
-          <w:lang w:eastAsia="es-ES"/>
+          <w:rFonts w:cstheme="majorHAnsi"/>
+          <w:sz w:val="24"/>
+          <w:szCs w:val="24"/>
         </w:rPr>
-        <w:t xml:space="preserve">Technologies: PHP Native, </w:t>
-      </w:r>
-      <w:proofErr w:type="spellStart"/>
-      <w:r>
-        <w:rPr>
-          <w:lang w:eastAsia="es-ES"/>
-        </w:rPr>
-        <w:t>Nuxt</w:t>
-      </w:r>
-      <w:proofErr w:type="spellEnd"/>
-      <w:r>
-        <w:rPr>
-          <w:lang w:eastAsia="es-ES"/>
-        </w:rPr>
-        <w:t xml:space="preserve"> 2, </w:t>
-      </w:r>
-      <w:proofErr w:type="spellStart"/>
-      <w:r>
-        <w:rPr>
-          <w:lang w:eastAsia="es-ES"/>
-        </w:rPr>
-        <w:t>ReactJs</w:t>
-      </w:r>
-      <w:proofErr w:type="spellEnd"/>
-      <w:r>
-        <w:rPr>
-          <w:lang w:eastAsia="es-ES"/>
-        </w:rPr>
-        <w:t>, MySQL, React Native (Expo), Oracle, Python, Angular 18.</w:t>
+        <w:t>LANGUAGES</w:t>
       </w:r>
     </w:p>
     <w:p>
       <w:pPr>
-        <w:pStyle w:val="Listaconvietas"/>
-        <w:numPr>
-          <w:ilvl w:val="0"/>
-          <w:numId w:val="0"/>
-        </w:numPr>
-        <w:ind w:left="720"/>
-      </w:pPr>
-    </w:p>
-    <w:p>
-      <w:pPr>
-        <w:pStyle w:val="Listaconvietas"/>
         <w:rPr>
-          <w:b/>
-          <w:bCs/>
-        </w:rPr>
-      </w:pPr>
-      <w:proofErr w:type="spellStart"/>
-      <w:r>
-        <w:rPr>
-          <w:b/>
-          <w:bCs/>
-        </w:rPr>
-        <w:t>Ceiboo</w:t>
-      </w:r>
-      <w:proofErr w:type="spellEnd"/>
-      <w:r>
-        <w:rPr>
-          <w:b/>
-          <w:bCs/>
-        </w:rPr>
-        <w:t xml:space="preserve"> Software Factory – Argentina (2023 – 2024)</w:t>
-      </w:r>
-    </w:p>
-    <w:p>
-      <w:pPr>
-        <w:pStyle w:val="Listaconvietas"/>
-        <w:tabs>
-          <w:tab w:val="clear" w:pos="360"/>
-          <w:tab w:val="num" w:pos="720"/>
-        </w:tabs>
-        <w:ind w:left="720"/>
-      </w:pPr>
-      <w:r>
-        <w:t xml:space="preserve">Developed a scheduling system for the Tourism Secretariat of </w:t>
-      </w:r>
-      <w:proofErr w:type="spellStart"/>
-      <w:r>
-        <w:t>Gualeguaychú</w:t>
-      </w:r>
-      <w:proofErr w:type="spellEnd"/>
-      <w:r>
-        <w:t>.</w:t>
-      </w:r>
-    </w:p>
-    <w:p>
-      <w:pPr>
-        <w:pStyle w:val="Listaconvietas"/>
-        <w:tabs>
-          <w:tab w:val="clear" w:pos="360"/>
-          <w:tab w:val="num" w:pos="720"/>
-        </w:tabs>
-        <w:ind w:left="720"/>
-      </w:pPr>
-      <w:r>
-        <w:t xml:space="preserve">Technologies: Native PHP, Laravel, </w:t>
-      </w:r>
-      <w:proofErr w:type="spellStart"/>
-      <w:r>
-        <w:t>NestJS</w:t>
-      </w:r>
-      <w:proofErr w:type="spellEnd"/>
-      <w:r>
-        <w:t>, React, MySQL, React Native (Expo).</w:t>
-      </w:r>
-    </w:p>
-    <w:p>
-      <w:pPr>
-        <w:pStyle w:val="Listaconvietas"/>
-        <w:numPr>
-          <w:ilvl w:val="0"/>
-          <w:numId w:val="0"/>
-        </w:numPr>
-        <w:ind w:left="720"/>
-      </w:pPr>
-    </w:p>
-    <w:p>
-      <w:pPr>
-        <w:pStyle w:val="Listaconvietas"/>
-        <w:rPr>
-          <w:b/>
-          <w:bCs/>
-        </w:rPr>
-      </w:pPr>
-      <w:proofErr w:type="spellStart"/>
-      <w:r>
-        <w:rPr>
-          <w:b/>
-          <w:bCs/>
-        </w:rPr>
-        <w:t>Smartway</w:t>
-      </w:r>
-      <w:proofErr w:type="spellEnd"/>
-      <w:r>
-        <w:rPr>
-          <w:b/>
-          <w:bCs/>
-        </w:rPr>
-        <w:t xml:space="preserve"> – Argentina (2022 – 2023)</w:t>
-      </w:r>
-    </w:p>
-    <w:p>
-      <w:pPr>
-        <w:pStyle w:val="Listaconvietas"/>
-        <w:tabs>
-          <w:tab w:val="clear" w:pos="360"/>
-          <w:tab w:val="num" w:pos="720"/>
-        </w:tabs>
-        <w:ind w:left="720"/>
-      </w:pPr>
-      <w:r>
-        <w:t xml:space="preserve">Developed a </w:t>
-      </w:r>
-      <w:proofErr w:type="spellStart"/>
-      <w:r>
-        <w:t>PrestaShop</w:t>
-      </w:r>
-      <w:proofErr w:type="spellEnd"/>
-      <w:r>
-        <w:t xml:space="preserve"> e-commerce platform for the Secretariat of Agriculture.</w:t>
-      </w:r>
-    </w:p>
-    <w:p>
-      <w:pPr>
-        <w:pStyle w:val="Listaconvietas"/>
-        <w:tabs>
-          <w:tab w:val="clear" w:pos="360"/>
-          <w:tab w:val="num" w:pos="720"/>
-        </w:tabs>
-        <w:ind w:left="720"/>
-      </w:pPr>
-      <w:r>
-        <w:t>Built a medical video consultation system for government organizations.</w:t>
-      </w:r>
-    </w:p>
-    <w:p>
-      <w:pPr>
-        <w:pStyle w:val="Listaconvietas"/>
-        <w:tabs>
-          <w:tab w:val="clear" w:pos="360"/>
-          <w:tab w:val="num" w:pos="720"/>
-        </w:tabs>
-        <w:ind w:left="720"/>
-      </w:pPr>
-      <w:r>
-        <w:t xml:space="preserve">Technologies: ReactJS, React Native (Expo), MySQL, </w:t>
-      </w:r>
-      <w:proofErr w:type="spellStart"/>
-      <w:r>
-        <w:t>WebSockets</w:t>
-      </w:r>
-      <w:proofErr w:type="spellEnd"/>
-      <w:r>
-        <w:t xml:space="preserve">, PHP, Symfony, TypeScript, </w:t>
-      </w:r>
-      <w:proofErr w:type="spellStart"/>
-      <w:r>
-        <w:t>Jitsi</w:t>
-      </w:r>
-      <w:proofErr w:type="spellEnd"/>
-      <w:r>
-        <w:t xml:space="preserve"> Meet, </w:t>
-      </w:r>
-      <w:proofErr w:type="spellStart"/>
-      <w:r>
-        <w:t>NestJS</w:t>
-      </w:r>
-      <w:proofErr w:type="spellEnd"/>
-      <w:r>
-        <w:t>.</w:t>
-      </w:r>
-    </w:p>
-    <w:p>
-      <w:pPr>
-        <w:pStyle w:val="Listaconvietas"/>
-        <w:numPr>
-          <w:ilvl w:val="0"/>
-          <w:numId w:val="0"/>
-        </w:numPr>
-        <w:ind w:left="360"/>
-      </w:pPr>
-    </w:p>
-    <w:p>
-      <w:pPr>
-        <w:pStyle w:val="Listaconvietas"/>
-        <w:rPr>
-          <w:b/>
-          <w:bCs/>
+          <w:rFonts w:asciiTheme="majorHAnsi" w:hAnsiTheme="majorHAnsi" w:cstheme="majorHAnsi"/>
+          <w:sz w:val="24"/>
+          <w:szCs w:val="24"/>
         </w:rPr>
       </w:pPr>
       <w:r>
         <w:rPr>
-          <w:b/>
-          <w:bCs/>
+          <w:rFonts w:asciiTheme="majorHAnsi" w:hAnsiTheme="majorHAnsi" w:cstheme="majorHAnsi"/>
+          <w:sz w:val="24"/>
+          <w:szCs w:val="24"/>
         </w:rPr>
-        <w:t xml:space="preserve">Freelance Project </w:t>
+        <w:t>Spanish: Native</w:t>
       </w:r>
       <w:r>
         <w:rPr>
-          <w:b/>
-          <w:bCs/>
+          <w:rFonts w:asciiTheme="majorHAnsi" w:hAnsiTheme="majorHAnsi" w:cstheme="majorHAnsi"/>
+          <w:sz w:val="24"/>
+          <w:szCs w:val="24"/>
         </w:rPr>
-        <w:t>– Chile (2022)</w:t>
+        <w:br/>
+        <w:t>English: Professional Reading and Technical Documentation</w:t>
       </w:r>
     </w:p>
-    <w:p>
-      <w:pPr>
-        <w:pStyle w:val="Listaconvietas2"/>
-      </w:pPr>
-      <w:r>
-        <w:t xml:space="preserve">Developed a CRM for </w:t>
-      </w:r>
-      <w:proofErr w:type="spellStart"/>
-      <w:r>
-        <w:t>DonHuesillo</w:t>
-      </w:r>
-      <w:proofErr w:type="spellEnd"/>
-      <w:r>
-        <w:t xml:space="preserve"> Distributors</w:t>
-      </w:r>
-      <w:r>
-        <w:t>.</w:t>
-      </w:r>
-    </w:p>
-    <w:p>
-      <w:pPr>
-        <w:pStyle w:val="Listaconvietas2"/>
-      </w:pPr>
-      <w:r>
-        <w:t xml:space="preserve">Frontend: ReactJS with </w:t>
-      </w:r>
-      <w:proofErr w:type="spellStart"/>
-      <w:r>
-        <w:t>Vite</w:t>
-      </w:r>
-      <w:proofErr w:type="spellEnd"/>
-      <w:r>
-        <w:t xml:space="preserve"> and Redux Toolkit; Backend: Laravel 9.</w:t>
-      </w:r>
-    </w:p>
-    <w:p>
-      <w:pPr>
-        <w:pStyle w:val="Listaconvietas"/>
-        <w:rPr>
-          <w:b/>
-          <w:bCs/>
-        </w:rPr>
-      </w:pPr>
-      <w:r>
-        <w:rPr>
-          <w:b/>
-          <w:bCs/>
-        </w:rPr>
-        <w:t xml:space="preserve">Freelance Project </w:t>
-      </w:r>
-      <w:r>
-        <w:rPr>
-          <w:b/>
-          <w:bCs/>
-        </w:rPr>
-        <w:t>– Chile (2021 – 2022)</w:t>
-      </w:r>
-    </w:p>
-    <w:p>
-      <w:pPr>
-        <w:pStyle w:val="Listaconvietas2"/>
-      </w:pPr>
-      <w:r>
-        <w:t xml:space="preserve">Created a digital document and contract signing system for </w:t>
-      </w:r>
-      <w:proofErr w:type="spellStart"/>
-      <w:r>
-        <w:t>SinNorataria</w:t>
-      </w:r>
-      <w:proofErr w:type="spellEnd"/>
-    </w:p>
-    <w:p>
-      <w:pPr>
-        <w:pStyle w:val="Listaconvietas2"/>
-      </w:pPr>
-      <w:r>
-        <w:t xml:space="preserve">Technologies: ReactJS, Redux Toolkit, </w:t>
-      </w:r>
-      <w:proofErr w:type="spellStart"/>
-      <w:r>
-        <w:t>NestJS</w:t>
-      </w:r>
-      <w:proofErr w:type="spellEnd"/>
-      <w:r>
-        <w:t>.</w:t>
-      </w:r>
-    </w:p>
-    <w:p>
-      <w:pPr>
-        <w:pStyle w:val="Listaconvietas2"/>
-        <w:numPr>
-          <w:ilvl w:val="0"/>
-          <w:numId w:val="0"/>
-        </w:numPr>
-        <w:ind w:left="720"/>
-      </w:pPr>
-    </w:p>
-    <w:p>
-      <w:pPr>
-        <w:pStyle w:val="Listaconvietas2"/>
-        <w:tabs>
-          <w:tab w:val="clear" w:pos="720"/>
-          <w:tab w:val="num" w:pos="360"/>
-        </w:tabs>
-        <w:ind w:left="360"/>
-        <w:rPr>
-          <w:b/>
-          <w:bCs/>
-        </w:rPr>
-      </w:pPr>
-      <w:proofErr w:type="spellStart"/>
-      <w:r>
-        <w:rPr>
-          <w:b/>
-          <w:bCs/>
-        </w:rPr>
-        <w:t>Omnix</w:t>
-      </w:r>
-      <w:proofErr w:type="spellEnd"/>
-      <w:r>
-        <w:rPr>
-          <w:b/>
-          <w:bCs/>
-        </w:rPr>
-        <w:t xml:space="preserve"> Solutions – USA (2020 – 2022)</w:t>
-      </w:r>
-    </w:p>
-    <w:p>
-      <w:pPr>
-        <w:pStyle w:val="Listaconvietas2"/>
-      </w:pPr>
-      <w:r>
-        <w:t>Developed a web-based HR management application.</w:t>
-      </w:r>
-    </w:p>
-    <w:p>
-      <w:pPr>
-        <w:pStyle w:val="Listaconvietas2"/>
-      </w:pPr>
-      <w:r>
-        <w:t xml:space="preserve">Migrated from Laravel to ReactJS and built APIs with </w:t>
-      </w:r>
-      <w:proofErr w:type="spellStart"/>
-      <w:r>
-        <w:t>NextJS</w:t>
-      </w:r>
-      <w:proofErr w:type="spellEnd"/>
-      <w:r>
-        <w:t>.</w:t>
-      </w:r>
-    </w:p>
-    <w:p>
-      <w:pPr>
-        <w:pStyle w:val="Listaconvietas2"/>
-      </w:pPr>
-      <w:r>
-        <w:t xml:space="preserve">Technologies: Laravel 7, MySQL, PHP 7.4, JavaScript, jQuery, ReactJS, </w:t>
-      </w:r>
-      <w:proofErr w:type="spellStart"/>
-      <w:r>
-        <w:t>NextJS</w:t>
-      </w:r>
-      <w:proofErr w:type="spellEnd"/>
-      <w:r>
-        <w:t xml:space="preserve">, </w:t>
-      </w:r>
-      <w:proofErr w:type="spellStart"/>
-      <w:r>
-        <w:t>TypeORM</w:t>
-      </w:r>
-      <w:proofErr w:type="spellEnd"/>
-      <w:r>
-        <w:t>, Express.</w:t>
-      </w:r>
-    </w:p>
-    <w:p>
-      <w:pPr>
-        <w:pStyle w:val="Listaconvietas2"/>
-        <w:numPr>
-          <w:ilvl w:val="0"/>
-          <w:numId w:val="0"/>
-        </w:numPr>
-        <w:ind w:left="720"/>
-      </w:pPr>
-    </w:p>
-    <w:p>
-      <w:pPr>
-        <w:pStyle w:val="Listaconvietas2"/>
-        <w:ind w:left="360"/>
-        <w:rPr>
-          <w:b/>
-          <w:bCs/>
-        </w:rPr>
-      </w:pPr>
-      <w:proofErr w:type="spellStart"/>
-      <w:r>
-        <w:rPr>
-          <w:b/>
-          <w:bCs/>
-        </w:rPr>
-        <w:t>SportClub</w:t>
-      </w:r>
-      <w:proofErr w:type="spellEnd"/>
-      <w:r>
-        <w:rPr>
-          <w:b/>
-          <w:bCs/>
-        </w:rPr>
-        <w:t xml:space="preserve"> Management — Argentina (2019–2021)</w:t>
-      </w:r>
-    </w:p>
-    <w:p>
-      <w:pPr>
-        <w:pStyle w:val="Listaconvietas2"/>
-      </w:pPr>
-      <w:r>
-        <w:t>Supported and developed an internal payment and member registration system.</w:t>
-      </w:r>
-    </w:p>
-    <w:p>
-      <w:pPr>
-        <w:pStyle w:val="Listaconvietas2"/>
-      </w:pPr>
-      <w:r>
-        <w:lastRenderedPageBreak/>
-        <w:t>Technologies: Laravel 7, MySQL, MongoDB, Flutter, JavaScript, jQuery, NodeJS, React Native.</w:t>
-      </w:r>
-    </w:p>
-    <w:p>
-      <w:pPr>
-        <w:pStyle w:val="Listaconvietas2"/>
-        <w:numPr>
-          <w:ilvl w:val="0"/>
-          <w:numId w:val="0"/>
-        </w:numPr>
-        <w:ind w:left="720" w:hanging="360"/>
-      </w:pPr>
-    </w:p>
-    <w:p>
-      <w:pPr>
-        <w:pStyle w:val="Listaconvietas2"/>
-        <w:tabs>
-          <w:tab w:val="clear" w:pos="720"/>
-          <w:tab w:val="num" w:pos="360"/>
-        </w:tabs>
-        <w:ind w:left="360"/>
-        <w:rPr>
-          <w:b/>
-          <w:bCs/>
-        </w:rPr>
-      </w:pPr>
-      <w:r>
-        <w:rPr>
-          <w:b/>
-          <w:bCs/>
-        </w:rPr>
-        <w:t>Digisalud — Venezuela (2018–2019)</w:t>
-      </w:r>
-    </w:p>
-    <w:p>
-      <w:pPr>
-        <w:pStyle w:val="Listaconvietas2"/>
-        <w:tabs>
-          <w:tab w:val="clear" w:pos="720"/>
-          <w:tab w:val="num" w:pos="1080"/>
-        </w:tabs>
-      </w:pPr>
-      <w:r>
-        <w:t>Built a mobile app for offline health surveys with synchronization capabilities.</w:t>
-      </w:r>
-    </w:p>
-    <w:p>
-      <w:pPr>
-        <w:pStyle w:val="Listaconvietas2"/>
-        <w:tabs>
-          <w:tab w:val="clear" w:pos="720"/>
-          <w:tab w:val="num" w:pos="1080"/>
-        </w:tabs>
-      </w:pPr>
-      <w:r>
-        <w:t>Developed web tools for bulk Excel data uploads.</w:t>
-      </w:r>
-    </w:p>
-    <w:p>
-      <w:pPr>
-        <w:pStyle w:val="Listaconvietas2"/>
-        <w:tabs>
-          <w:tab w:val="clear" w:pos="720"/>
-          <w:tab w:val="num" w:pos="1080"/>
-        </w:tabs>
-      </w:pPr>
-      <w:r>
-        <w:t>Technologies: Flutter, MySQL, Native PHP, JavaScript, jQuery.</w:t>
-      </w:r>
-    </w:p>
-    <w:p>
-      <w:pPr>
-        <w:pStyle w:val="Listaconvietas2"/>
-        <w:numPr>
-          <w:ilvl w:val="0"/>
-          <w:numId w:val="0"/>
-        </w:numPr>
-        <w:ind w:left="360"/>
-      </w:pPr>
-    </w:p>
-    <w:p>
-      <w:pPr>
-        <w:pStyle w:val="Listaconvietas2"/>
-        <w:tabs>
-          <w:tab w:val="clear" w:pos="720"/>
-          <w:tab w:val="num" w:pos="360"/>
-        </w:tabs>
-        <w:ind w:left="360"/>
-      </w:pPr>
-      <w:r>
-        <w:rPr>
-          <w:b/>
-          <w:bCs/>
-        </w:rPr>
-        <w:t>Antilope Lab — Venezuela (2016–2020</w:t>
-      </w:r>
-      <w:r>
-        <w:t>)</w:t>
-      </w:r>
-    </w:p>
-    <w:p>
-      <w:pPr>
-        <w:pStyle w:val="Listaconvietas2"/>
-        <w:tabs>
-          <w:tab w:val="clear" w:pos="720"/>
-          <w:tab w:val="num" w:pos="1080"/>
-        </w:tabs>
-      </w:pPr>
-      <w:r>
-        <w:t xml:space="preserve">Developed a national registration system for Fe y </w:t>
-      </w:r>
-      <w:proofErr w:type="spellStart"/>
-      <w:r>
-        <w:t>Alegría</w:t>
-      </w:r>
-      <w:proofErr w:type="spellEnd"/>
-      <w:r>
-        <w:t>.</w:t>
-      </w:r>
-    </w:p>
-    <w:p>
-      <w:pPr>
-        <w:pStyle w:val="Listaconvietas2"/>
-        <w:tabs>
-          <w:tab w:val="clear" w:pos="720"/>
-          <w:tab w:val="num" w:pos="1080"/>
-        </w:tabs>
-      </w:pPr>
-      <w:r>
-        <w:t>Created a mobile order request app for distributors.</w:t>
-      </w:r>
-    </w:p>
-    <w:p>
-      <w:pPr>
-        <w:pStyle w:val="Listaconvietas2"/>
-        <w:tabs>
-          <w:tab w:val="clear" w:pos="720"/>
-          <w:tab w:val="num" w:pos="1080"/>
-        </w:tabs>
-      </w:pPr>
-      <w:r>
-        <w:t>Built an offline desktop app for medical record synchronization.</w:t>
-      </w:r>
-    </w:p>
-    <w:p>
-      <w:pPr>
-        <w:pStyle w:val="Listaconvietas2"/>
-        <w:tabs>
-          <w:tab w:val="clear" w:pos="720"/>
-          <w:tab w:val="num" w:pos="1080"/>
-        </w:tabs>
-      </w:pPr>
-      <w:r>
-        <w:t>Technologies: Laravel 7, MySQL, JavaScript, jQuery, Flutter.</w:t>
-      </w:r>
-    </w:p>
-    <w:p>
-      <w:pPr>
-        <w:pStyle w:val="Listaconvietas2"/>
-        <w:numPr>
-          <w:ilvl w:val="0"/>
-          <w:numId w:val="0"/>
-        </w:numPr>
-        <w:ind w:left="720" w:hanging="360"/>
-      </w:pPr>
-    </w:p>
-    <w:p>
-      <w:pPr>
-        <w:pStyle w:val="Listaconvietas2"/>
-        <w:ind w:left="360"/>
-        <w:rPr>
-          <w:b/>
-          <w:bCs/>
-        </w:rPr>
-      </w:pPr>
-      <w:r>
-        <w:rPr>
-          <w:b/>
-          <w:bCs/>
-        </w:rPr>
-        <w:t xml:space="preserve">Softech </w:t>
-      </w:r>
-      <w:proofErr w:type="spellStart"/>
-      <w:r>
-        <w:rPr>
-          <w:b/>
-          <w:bCs/>
-        </w:rPr>
-        <w:t>Consultores</w:t>
-      </w:r>
-      <w:proofErr w:type="spellEnd"/>
-      <w:r>
-        <w:rPr>
-          <w:b/>
-          <w:bCs/>
-        </w:rPr>
-        <w:t xml:space="preserve"> — Venezuela (2014–2015)</w:t>
-      </w:r>
-    </w:p>
-    <w:p>
-      <w:pPr>
-        <w:pStyle w:val="Listaconvietas2"/>
-        <w:tabs>
-          <w:tab w:val="clear" w:pos="720"/>
-          <w:tab w:val="num" w:pos="1080"/>
-        </w:tabs>
-      </w:pPr>
-      <w:r>
-        <w:t>Enhanced functionalities for the Profit Plus system.</w:t>
-      </w:r>
-    </w:p>
-    <w:p>
-      <w:pPr>
-        <w:pStyle w:val="Listaconvietas2"/>
-        <w:tabs>
-          <w:tab w:val="clear" w:pos="720"/>
-          <w:tab w:val="num" w:pos="1080"/>
-        </w:tabs>
-      </w:pPr>
-      <w:r>
-        <w:t>Designed reports using Crystal Reports.</w:t>
-      </w:r>
-    </w:p>
-    <w:p>
-      <w:pPr>
-        <w:pStyle w:val="Listaconvietas2"/>
-        <w:tabs>
-          <w:tab w:val="clear" w:pos="720"/>
-          <w:tab w:val="num" w:pos="1080"/>
-        </w:tabs>
-      </w:pPr>
-      <w:r>
-        <w:t>Technologies: Visual FoxPro, C#, SQL Server, Crystal Reports.</w:t>
-      </w:r>
-    </w:p>
-    <w:p>
-      <w:pPr>
-        <w:pStyle w:val="Listaconvietas2"/>
-        <w:numPr>
-          <w:ilvl w:val="0"/>
-          <w:numId w:val="0"/>
-        </w:numPr>
-      </w:pPr>
-    </w:p>
-    <w:p>
-      <w:pPr>
-        <w:pStyle w:val="Listaconvietas2"/>
-        <w:tabs>
-          <w:tab w:val="clear" w:pos="720"/>
-          <w:tab w:val="num" w:pos="360"/>
-        </w:tabs>
-        <w:ind w:left="360"/>
-      </w:pPr>
-      <w:proofErr w:type="spellStart"/>
-      <w:r>
-        <w:rPr>
-          <w:b/>
-          <w:bCs/>
-        </w:rPr>
-        <w:t>Datapronet</w:t>
-      </w:r>
-      <w:proofErr w:type="spellEnd"/>
-      <w:r>
-        <w:rPr>
-          <w:b/>
-          <w:bCs/>
-        </w:rPr>
-        <w:t xml:space="preserve"> </w:t>
-      </w:r>
-      <w:proofErr w:type="spellStart"/>
-      <w:r>
-        <w:rPr>
-          <w:b/>
-          <w:bCs/>
-        </w:rPr>
-        <w:t>Consultores</w:t>
-      </w:r>
-      <w:proofErr w:type="spellEnd"/>
-      <w:r>
-        <w:rPr>
-          <w:b/>
-          <w:bCs/>
-        </w:rPr>
-        <w:t xml:space="preserve"> — Venezuela (2011–2014</w:t>
-      </w:r>
-      <w:r>
-        <w:t>)</w:t>
-      </w:r>
-    </w:p>
-    <w:p>
-      <w:pPr>
-        <w:pStyle w:val="Listaconvietas2"/>
-      </w:pPr>
-      <w:r>
-        <w:t>Supported and developed modules for the Adaptapro system.</w:t>
-      </w:r>
-    </w:p>
-    <w:p>
-      <w:pPr>
-        <w:pStyle w:val="Listaconvietas2"/>
-        <w:tabs>
-          <w:tab w:val="clear" w:pos="720"/>
-          <w:tab w:val="num" w:pos="1080"/>
-        </w:tabs>
-      </w:pPr>
-      <w:r>
-        <w:t xml:space="preserve">Provided IT support for Zara, Pull &amp; Bear, and </w:t>
-      </w:r>
-      <w:proofErr w:type="spellStart"/>
-      <w:r>
-        <w:t>Bershka</w:t>
-      </w:r>
-      <w:proofErr w:type="spellEnd"/>
-      <w:r>
-        <w:t xml:space="preserve"> stores (POS and SAP systems).</w:t>
-      </w:r>
-    </w:p>
-    <w:p>
-      <w:pPr>
-        <w:pStyle w:val="Listaconvietas2"/>
-        <w:tabs>
-          <w:tab w:val="clear" w:pos="720"/>
-          <w:tab w:val="num" w:pos="1080"/>
-        </w:tabs>
-      </w:pPr>
-      <w:r>
-        <w:t>Technologies: DPXBASE, MySQL, SQL Server, Visual Basic 6, VB.NET, C#.</w:t>
-      </w:r>
-    </w:p>
-    <w:p>
-      <w:pPr>
-        <w:pStyle w:val="Listaconvietas2"/>
-        <w:numPr>
-          <w:ilvl w:val="0"/>
-          <w:numId w:val="0"/>
-        </w:numPr>
-        <w:ind w:left="720" w:hanging="360"/>
-      </w:pPr>
-    </w:p>
-    <w:p>
-      <w:pPr>
-        <w:pStyle w:val="Ttulo1"/>
-      </w:pPr>
-      <w:r>
-        <w:t>Key Projects</w:t>
-      </w:r>
-    </w:p>
-    <w:p>
-      <w:pPr>
-        <w:pStyle w:val="Listaconvietas2"/>
-        <w:tabs>
-          <w:tab w:val="clear" w:pos="720"/>
-          <w:tab w:val="num" w:pos="360"/>
-        </w:tabs>
-        <w:ind w:left="360"/>
-      </w:pPr>
-      <w:r>
-        <w:t>Web &amp; Mobile Platform for Administration, E-commerce, and Delivery — Chile (2023–2025)</w:t>
-      </w:r>
-    </w:p>
-    <w:p>
-      <w:pPr>
-        <w:pStyle w:val="Listaconvietas2"/>
-        <w:tabs>
-          <w:tab w:val="clear" w:pos="720"/>
-          <w:tab w:val="num" w:pos="1080"/>
-        </w:tabs>
-        <w:ind w:left="1080"/>
-      </w:pPr>
-      <w:r>
-        <w:t>Designed and implemented a comprehensive solution including:</w:t>
-      </w:r>
-    </w:p>
-    <w:p>
-      <w:pPr>
-        <w:pStyle w:val="Listaconvietas2"/>
-        <w:tabs>
-          <w:tab w:val="clear" w:pos="720"/>
-          <w:tab w:val="num" w:pos="1440"/>
-        </w:tabs>
-        <w:ind w:left="1440"/>
-      </w:pPr>
-      <w:r>
-        <w:t>A web admin panel for product, order, user, and logistics management.</w:t>
-      </w:r>
-    </w:p>
-    <w:p>
-      <w:pPr>
-        <w:pStyle w:val="Listaconvietas2"/>
-        <w:tabs>
-          <w:tab w:val="clear" w:pos="720"/>
-          <w:tab w:val="num" w:pos="1440"/>
-        </w:tabs>
-        <w:ind w:left="1440"/>
-      </w:pPr>
-      <w:r>
-        <w:t>A delivery mobile app (React Native) with real-time maps and shipment tracking.</w:t>
-      </w:r>
-    </w:p>
-    <w:p>
-      <w:pPr>
-        <w:pStyle w:val="Listaconvietas2"/>
-        <w:tabs>
-          <w:tab w:val="clear" w:pos="720"/>
-          <w:tab w:val="num" w:pos="1440"/>
-        </w:tabs>
-        <w:ind w:left="1440"/>
-      </w:pPr>
-      <w:r>
-        <w:t>A customer app for browsing products, purchases, favorites, and push notifications.</w:t>
-      </w:r>
-    </w:p>
-    <w:p>
-      <w:pPr>
-        <w:pStyle w:val="Listaconvietas2"/>
-        <w:tabs>
-          <w:tab w:val="clear" w:pos="720"/>
-          <w:tab w:val="num" w:pos="1080"/>
-        </w:tabs>
-        <w:ind w:left="1080"/>
-      </w:pPr>
-      <w:r>
-        <w:t xml:space="preserve">Technologies: ReactJS, React Native (Expo), </w:t>
-      </w:r>
-      <w:proofErr w:type="spellStart"/>
-      <w:r>
-        <w:t>NestJS</w:t>
-      </w:r>
-      <w:proofErr w:type="spellEnd"/>
-      <w:r>
-        <w:t>, MySQL, Firebase (Auth/Push Notifications), Google Maps API, Redux Toolkit.</w:t>
-      </w:r>
-    </w:p>
-    <w:p>
-      <w:pPr>
-        <w:pStyle w:val="Listaconvietas2"/>
-        <w:tabs>
-          <w:tab w:val="clear" w:pos="720"/>
-          <w:tab w:val="num" w:pos="1080"/>
-        </w:tabs>
-        <w:ind w:left="1080"/>
-      </w:pPr>
-      <w:r>
-        <w:t>Results: Scalable solution supporting 500+ monthly active users across iOS, Android, and Web.</w:t>
-      </w:r>
-    </w:p>
-    <w:p>
-      <w:pPr>
-        <w:pStyle w:val="Listaconvietas2"/>
-        <w:numPr>
-          <w:ilvl w:val="0"/>
-          <w:numId w:val="0"/>
-        </w:numPr>
-        <w:ind w:left="1080"/>
-      </w:pPr>
-    </w:p>
-    <w:p>
-      <w:pPr>
-        <w:pStyle w:val="Listaconvietas2"/>
-        <w:tabs>
-          <w:tab w:val="clear" w:pos="720"/>
-          <w:tab w:val="num" w:pos="360"/>
-        </w:tabs>
-        <w:ind w:left="360"/>
-      </w:pPr>
-      <w:r>
-        <w:t>Medical Video Consultation System — Argentina (2022–2023)</w:t>
-      </w:r>
-    </w:p>
-    <w:p>
-      <w:pPr>
-        <w:pStyle w:val="Listaconvietas2"/>
-        <w:tabs>
-          <w:tab w:val="clear" w:pos="720"/>
-          <w:tab w:val="num" w:pos="1080"/>
-        </w:tabs>
-        <w:ind w:left="1080"/>
-      </w:pPr>
-      <w:r>
-        <w:t xml:space="preserve">Secure web and mobile platform integrated with </w:t>
-      </w:r>
-      <w:proofErr w:type="spellStart"/>
-      <w:r>
-        <w:t>Jitsi</w:t>
-      </w:r>
-      <w:proofErr w:type="spellEnd"/>
-      <w:r>
-        <w:t xml:space="preserve"> Meet.</w:t>
-      </w:r>
-    </w:p>
-    <w:p>
-      <w:pPr>
-        <w:pStyle w:val="Listaconvietas2"/>
-        <w:tabs>
-          <w:tab w:val="clear" w:pos="720"/>
-          <w:tab w:val="num" w:pos="1080"/>
-        </w:tabs>
-        <w:ind w:left="1080"/>
-      </w:pPr>
-      <w:r>
-        <w:lastRenderedPageBreak/>
-        <w:t xml:space="preserve">Technologies: ReactJS, React Native (Expo), </w:t>
-      </w:r>
-      <w:proofErr w:type="spellStart"/>
-      <w:r>
-        <w:t>WebSockets</w:t>
-      </w:r>
-      <w:proofErr w:type="spellEnd"/>
-      <w:r>
-        <w:t xml:space="preserve">, </w:t>
-      </w:r>
-      <w:proofErr w:type="spellStart"/>
-      <w:r>
-        <w:t>NestJS</w:t>
-      </w:r>
-      <w:proofErr w:type="spellEnd"/>
-      <w:r>
-        <w:t>, MySQL.</w:t>
-      </w:r>
-    </w:p>
-    <w:p>
-      <w:pPr>
-        <w:pStyle w:val="Listaconvietas2"/>
-        <w:tabs>
-          <w:tab w:val="clear" w:pos="720"/>
-          <w:tab w:val="num" w:pos="1080"/>
-        </w:tabs>
-        <w:ind w:left="1080"/>
-      </w:pPr>
-      <w:r>
-        <w:t>Results: Reduced remote care wait times by 40%.</w:t>
-      </w:r>
-    </w:p>
-    <w:p>
-      <w:pPr>
-        <w:pStyle w:val="Listaconvietas2"/>
-        <w:numPr>
-          <w:ilvl w:val="0"/>
-          <w:numId w:val="0"/>
-        </w:numPr>
-        <w:ind w:left="1080"/>
-      </w:pPr>
-    </w:p>
-    <w:p>
-      <w:pPr>
-        <w:pStyle w:val="Listaconvietas2"/>
-        <w:tabs>
-          <w:tab w:val="clear" w:pos="720"/>
-          <w:tab w:val="num" w:pos="360"/>
-        </w:tabs>
-        <w:ind w:left="360"/>
-      </w:pPr>
-      <w:r>
-        <w:t>E-commerce for the Secretariat of Agriculture — Argentina (2022)</w:t>
-      </w:r>
-    </w:p>
-    <w:p>
-      <w:pPr>
-        <w:pStyle w:val="Listaconvietas2"/>
-      </w:pPr>
-      <w:r>
-        <w:t xml:space="preserve">Custom </w:t>
-      </w:r>
-      <w:proofErr w:type="spellStart"/>
-      <w:r>
-        <w:t>PrestaShop</w:t>
-      </w:r>
-      <w:proofErr w:type="spellEnd"/>
-      <w:r>
-        <w:t xml:space="preserve"> e-commerce platform.</w:t>
-      </w:r>
-    </w:p>
-    <w:p>
-      <w:pPr>
-        <w:pStyle w:val="Listaconvietas2"/>
-      </w:pPr>
-      <w:r>
-        <w:t>Technologies: PHP, Symfony, MySQL.</w:t>
-      </w:r>
-    </w:p>
-    <w:p>
-      <w:pPr>
-        <w:pStyle w:val="Listaconvietas2"/>
-      </w:pPr>
-      <w:r>
-        <w:t>Results: 60% increase in online sales within the first 3 months.</w:t>
-      </w:r>
-    </w:p>
-    <w:p>
-      <w:pPr>
-        <w:pStyle w:val="Listaconvietas2"/>
-        <w:numPr>
-          <w:ilvl w:val="0"/>
-          <w:numId w:val="0"/>
-        </w:numPr>
-        <w:ind w:left="720"/>
-      </w:pPr>
-    </w:p>
-    <w:p>
-      <w:pPr>
-        <w:pStyle w:val="Listaconvietas2"/>
-        <w:tabs>
-          <w:tab w:val="clear" w:pos="720"/>
-          <w:tab w:val="num" w:pos="360"/>
-        </w:tabs>
-        <w:ind w:left="360"/>
-      </w:pPr>
-      <w:r>
-        <w:t>Legal Document Management System — Chile (2021–2022)</w:t>
-      </w:r>
-    </w:p>
-    <w:p>
-      <w:pPr>
-        <w:pStyle w:val="Listaconvietas2"/>
-      </w:pPr>
-      <w:r>
-        <w:t>Web app for automated contract generation with digital signatures.</w:t>
-      </w:r>
-    </w:p>
-    <w:p>
-      <w:pPr>
-        <w:pStyle w:val="Listaconvietas2"/>
-      </w:pPr>
-      <w:r>
-        <w:t xml:space="preserve">Technologies: ReactJS, Redux Toolkit, </w:t>
-      </w:r>
-      <w:proofErr w:type="spellStart"/>
-      <w:r>
-        <w:t>NestJS</w:t>
-      </w:r>
-      <w:proofErr w:type="spellEnd"/>
-      <w:r>
-        <w:t>.</w:t>
-      </w:r>
-    </w:p>
-    <w:p>
-      <w:pPr>
-        <w:pStyle w:val="Listaconvietas2"/>
-      </w:pPr>
-      <w:r>
-        <w:t>Results: Automated 80% of manual processes, saving time and reducing errors.</w:t>
-      </w:r>
-    </w:p>
-    <w:p>
-      <w:pPr>
-        <w:pStyle w:val="Ttulo1"/>
-      </w:pPr>
-      <w:r>
-        <w:t>Courses</w:t>
-      </w:r>
-    </w:p>
-    <w:p>
-      <w:pPr>
-        <w:pStyle w:val="Listaconvietas2"/>
-        <w:tabs>
-          <w:tab w:val="clear" w:pos="720"/>
-          <w:tab w:val="num" w:pos="360"/>
-        </w:tabs>
-        <w:ind w:left="360"/>
-      </w:pPr>
-      <w:r>
-        <w:t>Dart: From Zero to Advanced.</w:t>
-      </w:r>
-    </w:p>
-    <w:p>
-      <w:pPr>
-        <w:pStyle w:val="Listaconvietas2"/>
-        <w:tabs>
-          <w:tab w:val="clear" w:pos="720"/>
-          <w:tab w:val="num" w:pos="360"/>
-        </w:tabs>
-        <w:ind w:left="360"/>
-      </w:pPr>
-      <w:r>
-        <w:t>React Native CLI: Native Apps for iOS and Android.</w:t>
-      </w:r>
-    </w:p>
-    <w:p>
-      <w:pPr>
-        <w:pStyle w:val="Listaconvietas2"/>
-        <w:tabs>
-          <w:tab w:val="clear" w:pos="720"/>
-          <w:tab w:val="num" w:pos="360"/>
-        </w:tabs>
-        <w:ind w:left="360"/>
-      </w:pPr>
-      <w:r>
-        <w:t>MongoDB Essentials — Understand the Basics of MongoDB.</w:t>
-      </w:r>
-    </w:p>
-    <w:p>
-      <w:pPr>
-        <w:pStyle w:val="Listaconvietas2"/>
-        <w:tabs>
-          <w:tab w:val="clear" w:pos="720"/>
-          <w:tab w:val="num" w:pos="360"/>
-        </w:tabs>
-        <w:ind w:left="360"/>
-      </w:pPr>
-      <w:r>
-        <w:t>React Native EXPO: Native Apps for iOS and Android.</w:t>
-      </w:r>
-    </w:p>
-    <w:p>
-      <w:pPr>
-        <w:ind w:left="360"/>
-      </w:pPr>
-    </w:p>
-    <w:p/>
     <w:sectPr>
       <w:pgSz w:w="12240" w:h="15840"/>
       <w:pgMar w:top="1440" w:right="1800" w:bottom="1440" w:left="1800" w:header="720" w:footer="720" w:gutter="0"/>
@@ -1756,7 +840,7 @@
 </file>
 
 <file path=word/numbering.xml><?xml version="1.0" encoding="utf-8"?>
-<w:numbering xmlns:wpc="http://schemas.microsoft.com/office/word/2010/wordprocessingCanvas" xmlns:cx="http://schemas.microsoft.com/office/drawing/2014/chartex" xmlns:cx1="http://schemas.microsoft.com/office/drawing/2015/9/8/chartex" xmlns:cx2="http://schemas.microsoft.com/office/drawing/2015/10/21/chartex" xmlns:cx3="http://schemas.microsoft.com/office/drawing/2016/5/9/chartex" xmlns:cx4="http://schemas.microsoft.com/office/drawing/2016/5/10/chartex" xmlns:cx5="http://schemas.microsoft.com/office/drawing/2016/5/11/chartex" xmlns:cx6="http://schemas.microsoft.com/office/drawing/2016/5/12/chartex" xmlns:cx7="http://schemas.microsoft.com/office/drawing/2016/5/13/chartex" xmlns:cx8="http://schemas.microsoft.com/office/drawing/2016/5/14/chartex" xmlns:mc="http://schemas.openxmlformats.org/markup-compatibility/2006" xmlns:aink="http://schemas.microsoft.com/office/drawing/2016/ink" xmlns:am3d="http://schemas.microsoft.com/office/drawing/2017/model3d" xmlns:o="urn:schemas-microsoft-com:office:office" xmlns:r="http://schemas.openxmlformats.org/officeDocument/2006/relationships" xmlns:m="http://schemas.openxmlformats.org/officeDocument/2006/math" xmlns:v="urn:schemas-microsoft-com:vml" xmlns:wp14="http://schemas.microsoft.com/office/word/2010/wordprocessingDrawing" xmlns:wp="http://schemas.openxmlformats.org/drawingml/2006/wordprocessingDrawing" xmlns:w10="urn:schemas-microsoft-com:office:word" xmlns:w="http://schemas.openxmlformats.org/wordprocessingml/2006/main" xmlns:w14="http://schemas.microsoft.com/office/word/2010/wordml" xmlns:w15="http://schemas.microsoft.com/office/word/2012/wordml" xmlns:w16cex="http://schemas.microsoft.com/office/word/2018/wordml/cex" xmlns:w16cid="http://schemas.microsoft.com/office/word/2016/wordml/cid" xmlns:w16="http://schemas.microsoft.com/office/word/2018/wordml" xmlns:w16sdtdh="http://schemas.microsoft.com/office/word/2020/wordml/sdtdatahash" xmlns:w16se="http://schemas.microsoft.com/office/word/2015/wordml/symex" xmlns:wpg="http://schemas.microsoft.com/office/word/2010/wordprocessingGroup" xmlns:wpi="http://schemas.microsoft.com/office/word/2010/wordprocessingInk" xmlns:wne="http://schemas.microsoft.com/office/word/2006/wordml" xmlns:wps="http://schemas.microsoft.com/office/word/2010/wordprocessingShape" mc:Ignorable="w14 w15 w16se w16cid w16 w16cex w16sdtdh wp14">
+<w:numbering xmlns:wpc="http://schemas.microsoft.com/office/word/2010/wordprocessingCanvas" xmlns:cx="http://schemas.microsoft.com/office/drawing/2014/chartex" xmlns:cx1="http://schemas.microsoft.com/office/drawing/2015/9/8/chartex" xmlns:cx2="http://schemas.microsoft.com/office/drawing/2015/10/21/chartex" xmlns:cx3="http://schemas.microsoft.com/office/drawing/2016/5/9/chartex" xmlns:cx4="http://schemas.microsoft.com/office/drawing/2016/5/10/chartex" xmlns:cx5="http://schemas.microsoft.com/office/drawing/2016/5/11/chartex" xmlns:cx6="http://schemas.microsoft.com/office/drawing/2016/5/12/chartex" xmlns:cx7="http://schemas.microsoft.com/office/drawing/2016/5/13/chartex" xmlns:cx8="http://schemas.microsoft.com/office/drawing/2016/5/14/chartex" xmlns:mc="http://schemas.openxmlformats.org/markup-compatibility/2006" xmlns:aink="http://schemas.microsoft.com/office/drawing/2016/ink" xmlns:am3d="http://schemas.microsoft.com/office/drawing/2017/model3d" xmlns:o="urn:schemas-microsoft-com:office:office" xmlns:oel="http://schemas.microsoft.com/office/2019/extlst" xmlns:r="http://schemas.openxmlformats.org/officeDocument/2006/relationships" xmlns:m="http://schemas.openxmlformats.org/officeDocument/2006/math" xmlns:v="urn:schemas-microsoft-com:vml" xmlns:wp14="http://schemas.microsoft.com/office/word/2010/wordprocessingDrawing" xmlns:wp="http://schemas.openxmlformats.org/drawingml/2006/wordprocessingDrawing" xmlns:w10="urn:schemas-microsoft-com:office:word" xmlns:w="http://schemas.openxmlformats.org/wordprocessingml/2006/main" xmlns:w14="http://schemas.microsoft.com/office/word/2010/wordml" xmlns:w15="http://schemas.microsoft.com/office/word/2012/wordml" xmlns:w16cex="http://schemas.microsoft.com/office/word/2018/wordml/cex" xmlns:w16cid="http://schemas.microsoft.com/office/word/2016/wordml/cid" xmlns:w16="http://schemas.microsoft.com/office/word/2018/wordml" xmlns:w16du="http://schemas.microsoft.com/office/word/2023/wordml/word16du" xmlns:w16sdtdh="http://schemas.microsoft.com/office/word/2020/wordml/sdtdatahash" xmlns:w16sdtfl="http://schemas.microsoft.com/office/word/2024/wordml/sdtformatlock" xmlns:w16se="http://schemas.microsoft.com/office/word/2015/wordml/symex" xmlns:wpg="http://schemas.microsoft.com/office/word/2010/wordprocessingGroup" xmlns:wpi="http://schemas.microsoft.com/office/word/2010/wordprocessingInk" xmlns:wne="http://schemas.microsoft.com/office/word/2006/wordml" xmlns:wps="http://schemas.microsoft.com/office/word/2010/wordprocessingShape" mc:Ignorable="w14 w15 w16se w16cid w16 w16cex w16sdtdh w16sdtfl w16du wp14">
   <w:abstractNum w:abstractNumId="0" w15:restartNumberingAfterBreak="0">
     <w:nsid w:val="FFFFFF7C"/>
     <w:multiLevelType w:val="singleLevel"/>
@@ -1871,7 +955,7 @@
   <w:abstractNum w:abstractNumId="6" w15:restartNumberingAfterBreak="0">
     <w:nsid w:val="FFFFFF83"/>
     <w:multiLevelType w:val="singleLevel"/>
-    <w:tmpl w:val="17B61306"/>
+    <w:tmpl w:val="3D1EFFD4"/>
     <w:lvl w:ilvl="0">
       <w:start w:val="1"/>
       <w:numFmt w:val="bullet"/>
@@ -1928,422 +1012,38 @@
       </w:rPr>
     </w:lvl>
   </w:abstractNum>
-  <w:abstractNum w:abstractNumId="9" w15:restartNumberingAfterBreak="0">
-    <w:nsid w:val="100545AD"/>
-    <w:multiLevelType w:val="hybridMultilevel"/>
-    <w:tmpl w:val="67D4AF3E"/>
-    <w:lvl w:ilvl="0" w:tplc="0C0A0001">
-      <w:start w:val="1"/>
-      <w:numFmt w:val="bullet"/>
-      <w:lvlText w:val=""/>
-      <w:lvlJc w:val="left"/>
-      <w:pPr>
-        <w:ind w:left="720" w:hanging="360"/>
-      </w:pPr>
-      <w:rPr>
-        <w:rFonts w:ascii="Symbol" w:hAnsi="Symbol" w:hint="default"/>
-      </w:rPr>
-    </w:lvl>
-    <w:lvl w:ilvl="1" w:tplc="0C0A0001">
-      <w:start w:val="1"/>
-      <w:numFmt w:val="bullet"/>
-      <w:lvlText w:val=""/>
-      <w:lvlJc w:val="left"/>
-      <w:pPr>
-        <w:ind w:left="1440" w:hanging="360"/>
-      </w:pPr>
-      <w:rPr>
-        <w:rFonts w:ascii="Symbol" w:hAnsi="Symbol" w:hint="default"/>
-      </w:rPr>
-    </w:lvl>
-    <w:lvl w:ilvl="2" w:tplc="0C0A0005">
-      <w:start w:val="1"/>
-      <w:numFmt w:val="bullet"/>
-      <w:lvlText w:val=""/>
-      <w:lvlJc w:val="left"/>
-      <w:pPr>
-        <w:ind w:left="2160" w:hanging="360"/>
-      </w:pPr>
-      <w:rPr>
-        <w:rFonts w:ascii="Wingdings" w:hAnsi="Wingdings" w:hint="default"/>
-      </w:rPr>
-    </w:lvl>
-    <w:lvl w:ilvl="3" w:tplc="0C0A0001" w:tentative="1">
-      <w:start w:val="1"/>
-      <w:numFmt w:val="bullet"/>
-      <w:lvlText w:val=""/>
-      <w:lvlJc w:val="left"/>
-      <w:pPr>
-        <w:ind w:left="2880" w:hanging="360"/>
-      </w:pPr>
-      <w:rPr>
-        <w:rFonts w:ascii="Symbol" w:hAnsi="Symbol" w:hint="default"/>
-      </w:rPr>
-    </w:lvl>
-    <w:lvl w:ilvl="4" w:tplc="0C0A0003" w:tentative="1">
-      <w:start w:val="1"/>
-      <w:numFmt w:val="bullet"/>
-      <w:lvlText w:val="o"/>
-      <w:lvlJc w:val="left"/>
-      <w:pPr>
-        <w:ind w:left="3600" w:hanging="360"/>
-      </w:pPr>
-      <w:rPr>
-        <w:rFonts w:ascii="Courier New" w:hAnsi="Courier New" w:cs="Courier New" w:hint="default"/>
-      </w:rPr>
-    </w:lvl>
-    <w:lvl w:ilvl="5" w:tplc="0C0A0005" w:tentative="1">
-      <w:start w:val="1"/>
-      <w:numFmt w:val="bullet"/>
-      <w:lvlText w:val=""/>
-      <w:lvlJc w:val="left"/>
-      <w:pPr>
-        <w:ind w:left="4320" w:hanging="360"/>
-      </w:pPr>
-      <w:rPr>
-        <w:rFonts w:ascii="Wingdings" w:hAnsi="Wingdings" w:hint="default"/>
-      </w:rPr>
-    </w:lvl>
-    <w:lvl w:ilvl="6" w:tplc="0C0A0001" w:tentative="1">
-      <w:start w:val="1"/>
-      <w:numFmt w:val="bullet"/>
-      <w:lvlText w:val=""/>
-      <w:lvlJc w:val="left"/>
-      <w:pPr>
-        <w:ind w:left="5040" w:hanging="360"/>
-      </w:pPr>
-      <w:rPr>
-        <w:rFonts w:ascii="Symbol" w:hAnsi="Symbol" w:hint="default"/>
-      </w:rPr>
-    </w:lvl>
-    <w:lvl w:ilvl="7" w:tplc="0C0A0003" w:tentative="1">
-      <w:start w:val="1"/>
-      <w:numFmt w:val="bullet"/>
-      <w:lvlText w:val="o"/>
-      <w:lvlJc w:val="left"/>
-      <w:pPr>
-        <w:ind w:left="5760" w:hanging="360"/>
-      </w:pPr>
-      <w:rPr>
-        <w:rFonts w:ascii="Courier New" w:hAnsi="Courier New" w:cs="Courier New" w:hint="default"/>
-      </w:rPr>
-    </w:lvl>
-    <w:lvl w:ilvl="8" w:tplc="0C0A0005" w:tentative="1">
-      <w:start w:val="1"/>
-      <w:numFmt w:val="bullet"/>
-      <w:lvlText w:val=""/>
-      <w:lvlJc w:val="left"/>
-      <w:pPr>
-        <w:ind w:left="6480" w:hanging="360"/>
-      </w:pPr>
-      <w:rPr>
-        <w:rFonts w:ascii="Wingdings" w:hAnsi="Wingdings" w:hint="default"/>
-      </w:rPr>
-    </w:lvl>
-  </w:abstractNum>
-  <w:abstractNum w:abstractNumId="10" w15:restartNumberingAfterBreak="0">
-    <w:nsid w:val="234309D7"/>
-    <w:multiLevelType w:val="multilevel"/>
-    <w:tmpl w:val="771AB1D2"/>
-    <w:lvl w:ilvl="0">
-      <w:start w:val="1"/>
-      <w:numFmt w:val="bullet"/>
-      <w:lvlText w:val=""/>
-      <w:lvlJc w:val="left"/>
-      <w:pPr>
-        <w:tabs>
-          <w:tab w:val="num" w:pos="720"/>
-        </w:tabs>
-        <w:ind w:left="720" w:hanging="360"/>
-      </w:pPr>
-      <w:rPr>
-        <w:rFonts w:ascii="Symbol" w:hAnsi="Symbol" w:hint="default"/>
-        <w:sz w:val="20"/>
-      </w:rPr>
-    </w:lvl>
-    <w:lvl w:ilvl="1" w:tentative="1">
-      <w:start w:val="1"/>
-      <w:numFmt w:val="bullet"/>
-      <w:lvlText w:val="o"/>
-      <w:lvlJc w:val="left"/>
-      <w:pPr>
-        <w:tabs>
-          <w:tab w:val="num" w:pos="1440"/>
-        </w:tabs>
-        <w:ind w:left="1440" w:hanging="360"/>
-      </w:pPr>
-      <w:rPr>
-        <w:rFonts w:ascii="Courier New" w:hAnsi="Courier New" w:hint="default"/>
-        <w:sz w:val="20"/>
-      </w:rPr>
-    </w:lvl>
-    <w:lvl w:ilvl="2" w:tentative="1">
-      <w:start w:val="1"/>
-      <w:numFmt w:val="bullet"/>
-      <w:lvlText w:val=""/>
-      <w:lvlJc w:val="left"/>
-      <w:pPr>
-        <w:tabs>
-          <w:tab w:val="num" w:pos="2160"/>
-        </w:tabs>
-        <w:ind w:left="2160" w:hanging="360"/>
-      </w:pPr>
-      <w:rPr>
-        <w:rFonts w:ascii="Wingdings" w:hAnsi="Wingdings" w:hint="default"/>
-        <w:sz w:val="20"/>
-      </w:rPr>
-    </w:lvl>
-    <w:lvl w:ilvl="3" w:tentative="1">
-      <w:start w:val="1"/>
-      <w:numFmt w:val="bullet"/>
-      <w:lvlText w:val=""/>
-      <w:lvlJc w:val="left"/>
-      <w:pPr>
-        <w:tabs>
-          <w:tab w:val="num" w:pos="2880"/>
-        </w:tabs>
-        <w:ind w:left="2880" w:hanging="360"/>
-      </w:pPr>
-      <w:rPr>
-        <w:rFonts w:ascii="Wingdings" w:hAnsi="Wingdings" w:hint="default"/>
-        <w:sz w:val="20"/>
-      </w:rPr>
-    </w:lvl>
-    <w:lvl w:ilvl="4" w:tentative="1">
-      <w:start w:val="1"/>
-      <w:numFmt w:val="bullet"/>
-      <w:lvlText w:val=""/>
-      <w:lvlJc w:val="left"/>
-      <w:pPr>
-        <w:tabs>
-          <w:tab w:val="num" w:pos="3600"/>
-        </w:tabs>
-        <w:ind w:left="3600" w:hanging="360"/>
-      </w:pPr>
-      <w:rPr>
-        <w:rFonts w:ascii="Wingdings" w:hAnsi="Wingdings" w:hint="default"/>
-        <w:sz w:val="20"/>
-      </w:rPr>
-    </w:lvl>
-    <w:lvl w:ilvl="5" w:tentative="1">
-      <w:start w:val="1"/>
-      <w:numFmt w:val="bullet"/>
-      <w:lvlText w:val=""/>
-      <w:lvlJc w:val="left"/>
-      <w:pPr>
-        <w:tabs>
-          <w:tab w:val="num" w:pos="4320"/>
-        </w:tabs>
-        <w:ind w:left="4320" w:hanging="360"/>
-      </w:pPr>
-      <w:rPr>
-        <w:rFonts w:ascii="Wingdings" w:hAnsi="Wingdings" w:hint="default"/>
-        <w:sz w:val="20"/>
-      </w:rPr>
-    </w:lvl>
-    <w:lvl w:ilvl="6" w:tentative="1">
-      <w:start w:val="1"/>
-      <w:numFmt w:val="bullet"/>
-      <w:lvlText w:val=""/>
-      <w:lvlJc w:val="left"/>
-      <w:pPr>
-        <w:tabs>
-          <w:tab w:val="num" w:pos="5040"/>
-        </w:tabs>
-        <w:ind w:left="5040" w:hanging="360"/>
-      </w:pPr>
-      <w:rPr>
-        <w:rFonts w:ascii="Wingdings" w:hAnsi="Wingdings" w:hint="default"/>
-        <w:sz w:val="20"/>
-      </w:rPr>
-    </w:lvl>
-    <w:lvl w:ilvl="7" w:tentative="1">
-      <w:start w:val="1"/>
-      <w:numFmt w:val="bullet"/>
-      <w:lvlText w:val=""/>
-      <w:lvlJc w:val="left"/>
-      <w:pPr>
-        <w:tabs>
-          <w:tab w:val="num" w:pos="5760"/>
-        </w:tabs>
-        <w:ind w:left="5760" w:hanging="360"/>
-      </w:pPr>
-      <w:rPr>
-        <w:rFonts w:ascii="Wingdings" w:hAnsi="Wingdings" w:hint="default"/>
-        <w:sz w:val="20"/>
-      </w:rPr>
-    </w:lvl>
-    <w:lvl w:ilvl="8" w:tentative="1">
-      <w:start w:val="1"/>
-      <w:numFmt w:val="bullet"/>
-      <w:lvlText w:val=""/>
-      <w:lvlJc w:val="left"/>
-      <w:pPr>
-        <w:tabs>
-          <w:tab w:val="num" w:pos="6480"/>
-        </w:tabs>
-        <w:ind w:left="6480" w:hanging="360"/>
-      </w:pPr>
-      <w:rPr>
-        <w:rFonts w:ascii="Wingdings" w:hAnsi="Wingdings" w:hint="default"/>
-        <w:sz w:val="20"/>
-      </w:rPr>
-    </w:lvl>
-  </w:abstractNum>
-  <w:abstractNum w:abstractNumId="11" w15:restartNumberingAfterBreak="0">
-    <w:nsid w:val="5F41113E"/>
-    <w:multiLevelType w:val="hybridMultilevel"/>
-    <w:tmpl w:val="4D482600"/>
-    <w:lvl w:ilvl="0" w:tplc="0C0A0001">
-      <w:start w:val="1"/>
-      <w:numFmt w:val="bullet"/>
-      <w:lvlText w:val=""/>
-      <w:lvlJc w:val="left"/>
-      <w:pPr>
-        <w:ind w:left="720" w:hanging="360"/>
-      </w:pPr>
-      <w:rPr>
-        <w:rFonts w:ascii="Symbol" w:hAnsi="Symbol" w:hint="default"/>
-      </w:rPr>
-    </w:lvl>
-    <w:lvl w:ilvl="1" w:tplc="0C0A0003" w:tentative="1">
-      <w:start w:val="1"/>
-      <w:numFmt w:val="bullet"/>
-      <w:lvlText w:val="o"/>
-      <w:lvlJc w:val="left"/>
-      <w:pPr>
-        <w:ind w:left="1440" w:hanging="360"/>
-      </w:pPr>
-      <w:rPr>
-        <w:rFonts w:ascii="Courier New" w:hAnsi="Courier New" w:cs="Courier New" w:hint="default"/>
-      </w:rPr>
-    </w:lvl>
-    <w:lvl w:ilvl="2" w:tplc="0C0A0005" w:tentative="1">
-      <w:start w:val="1"/>
-      <w:numFmt w:val="bullet"/>
-      <w:lvlText w:val=""/>
-      <w:lvlJc w:val="left"/>
-      <w:pPr>
-        <w:ind w:left="2160" w:hanging="360"/>
-      </w:pPr>
-      <w:rPr>
-        <w:rFonts w:ascii="Wingdings" w:hAnsi="Wingdings" w:hint="default"/>
-      </w:rPr>
-    </w:lvl>
-    <w:lvl w:ilvl="3" w:tplc="0C0A0001" w:tentative="1">
-      <w:start w:val="1"/>
-      <w:numFmt w:val="bullet"/>
-      <w:lvlText w:val=""/>
-      <w:lvlJc w:val="left"/>
-      <w:pPr>
-        <w:ind w:left="2880" w:hanging="360"/>
-      </w:pPr>
-      <w:rPr>
-        <w:rFonts w:ascii="Symbol" w:hAnsi="Symbol" w:hint="default"/>
-      </w:rPr>
-    </w:lvl>
-    <w:lvl w:ilvl="4" w:tplc="0C0A0003" w:tentative="1">
-      <w:start w:val="1"/>
-      <w:numFmt w:val="bullet"/>
-      <w:lvlText w:val="o"/>
-      <w:lvlJc w:val="left"/>
-      <w:pPr>
-        <w:ind w:left="3600" w:hanging="360"/>
-      </w:pPr>
-      <w:rPr>
-        <w:rFonts w:ascii="Courier New" w:hAnsi="Courier New" w:cs="Courier New" w:hint="default"/>
-      </w:rPr>
-    </w:lvl>
-    <w:lvl w:ilvl="5" w:tplc="0C0A0005" w:tentative="1">
-      <w:start w:val="1"/>
-      <w:numFmt w:val="bullet"/>
-      <w:lvlText w:val=""/>
-      <w:lvlJc w:val="left"/>
-      <w:pPr>
-        <w:ind w:left="4320" w:hanging="360"/>
-      </w:pPr>
-      <w:rPr>
-        <w:rFonts w:ascii="Wingdings" w:hAnsi="Wingdings" w:hint="default"/>
-      </w:rPr>
-    </w:lvl>
-    <w:lvl w:ilvl="6" w:tplc="0C0A0001" w:tentative="1">
-      <w:start w:val="1"/>
-      <w:numFmt w:val="bullet"/>
-      <w:lvlText w:val=""/>
-      <w:lvlJc w:val="left"/>
-      <w:pPr>
-        <w:ind w:left="5040" w:hanging="360"/>
-      </w:pPr>
-      <w:rPr>
-        <w:rFonts w:ascii="Symbol" w:hAnsi="Symbol" w:hint="default"/>
-      </w:rPr>
-    </w:lvl>
-    <w:lvl w:ilvl="7" w:tplc="0C0A0003" w:tentative="1">
-      <w:start w:val="1"/>
-      <w:numFmt w:val="bullet"/>
-      <w:lvlText w:val="o"/>
-      <w:lvlJc w:val="left"/>
-      <w:pPr>
-        <w:ind w:left="5760" w:hanging="360"/>
-      </w:pPr>
-      <w:rPr>
-        <w:rFonts w:ascii="Courier New" w:hAnsi="Courier New" w:cs="Courier New" w:hint="default"/>
-      </w:rPr>
-    </w:lvl>
-    <w:lvl w:ilvl="8" w:tplc="0C0A0005" w:tentative="1">
-      <w:start w:val="1"/>
-      <w:numFmt w:val="bullet"/>
-      <w:lvlText w:val=""/>
-      <w:lvlJc w:val="left"/>
-      <w:pPr>
-        <w:ind w:left="6480" w:hanging="360"/>
-      </w:pPr>
-      <w:rPr>
-        <w:rFonts w:ascii="Wingdings" w:hAnsi="Wingdings" w:hint="default"/>
-      </w:rPr>
-    </w:lvl>
-  </w:abstractNum>
-  <w:num w:numId="1">
+  <w:num w:numId="1" w16cid:durableId="1603806685">
     <w:abstractNumId w:val="8"/>
   </w:num>
-  <w:num w:numId="2">
+  <w:num w:numId="2" w16cid:durableId="1526599747">
     <w:abstractNumId w:val="6"/>
   </w:num>
-  <w:num w:numId="3">
+  <w:num w:numId="3" w16cid:durableId="171914361">
     <w:abstractNumId w:val="5"/>
   </w:num>
-  <w:num w:numId="4">
+  <w:num w:numId="4" w16cid:durableId="1175076105">
     <w:abstractNumId w:val="4"/>
   </w:num>
-  <w:num w:numId="5">
+  <w:num w:numId="5" w16cid:durableId="36662243">
     <w:abstractNumId w:val="7"/>
   </w:num>
-  <w:num w:numId="6">
+  <w:num w:numId="6" w16cid:durableId="2078824837">
     <w:abstractNumId w:val="3"/>
   </w:num>
-  <w:num w:numId="7">
+  <w:num w:numId="7" w16cid:durableId="989748510">
     <w:abstractNumId w:val="2"/>
   </w:num>
-  <w:num w:numId="8">
+  <w:num w:numId="8" w16cid:durableId="1709063196">
     <w:abstractNumId w:val="1"/>
   </w:num>
-  <w:num w:numId="9">
+  <w:num w:numId="9" w16cid:durableId="1101802586">
     <w:abstractNumId w:val="0"/>
-  </w:num>
-  <w:num w:numId="10">
-    <w:abstractNumId w:val="9"/>
-  </w:num>
-  <w:num w:numId="11">
-    <w:abstractNumId w:val="11"/>
-  </w:num>
-  <w:num w:numId="12">
-    <w:abstractNumId w:val="10"/>
   </w:num>
 </w:numbering>
 </file>
 
 <file path=word/styles.xml><?xml version="1.0" encoding="utf-8"?>
-<w:styles xmlns:mc="http://schemas.openxmlformats.org/markup-compatibility/2006" xmlns:r="http://schemas.openxmlformats.org/officeDocument/2006/relationships" xmlns:w="http://schemas.openxmlformats.org/wordprocessingml/2006/main" xmlns:w14="http://schemas.microsoft.com/office/word/2010/wordml" xmlns:w15="http://schemas.microsoft.com/office/word/2012/wordml" xmlns:w16cex="http://schemas.microsoft.com/office/word/2018/wordml/cex" xmlns:w16cid="http://schemas.microsoft.com/office/word/2016/wordml/cid" xmlns:w16="http://schemas.microsoft.com/office/word/2018/wordml" xmlns:w16sdtdh="http://schemas.microsoft.com/office/word/2020/wordml/sdtdatahash" xmlns:w16se="http://schemas.microsoft.com/office/word/2015/wordml/symex" mc:Ignorable="w14 w15 w16se w16cid w16 w16cex w16sdtdh">
+<w:styles xmlns:mc="http://schemas.openxmlformats.org/markup-compatibility/2006" xmlns:r="http://schemas.openxmlformats.org/officeDocument/2006/relationships" xmlns:w="http://schemas.openxmlformats.org/wordprocessingml/2006/main" xmlns:w14="http://schemas.microsoft.com/office/word/2010/wordml" xmlns:w15="http://schemas.microsoft.com/office/word/2012/wordml" xmlns:w16cex="http://schemas.microsoft.com/office/word/2018/wordml/cex" xmlns:w16cid="http://schemas.microsoft.com/office/word/2016/wordml/cid" xmlns:w16="http://schemas.microsoft.com/office/word/2018/wordml" xmlns:w16du="http://schemas.microsoft.com/office/word/2023/wordml/word16du" xmlns:w16sdtdh="http://schemas.microsoft.com/office/word/2020/wordml/sdtdatahash" xmlns:w16sdtfl="http://schemas.microsoft.com/office/word/2024/wordml/sdtformatlock" xmlns:w16se="http://schemas.microsoft.com/office/word/2015/wordml/symex" mc:Ignorable="w14 w15 w16se w16cid w16 w16cex w16sdtdh w16sdtfl w16du">
   <w:docDefaults>
     <w:rPrDefault>
       <w:rPr>
@@ -2732,9 +1432,6 @@
     <w:name w:val="Normal"/>
     <w:qFormat/>
     <w:rsid w:val="00FC693F"/>
-    <w:rPr>
-      <w:rFonts w:ascii="Calibri" w:hAnsi="Calibri"/>
-    </w:rPr>
   </w:style>
   <w:style w:type="paragraph" w:styleId="Ttulo1">
     <w:name w:val="heading 1"/>
@@ -3533,7 +2230,7 @@
       <w:szCs w:val="18"/>
     </w:rPr>
   </w:style>
-  <w:style w:type="character" w:styleId="Textoennegrita">
+  <w:style w:type="character" w:styleId="Fuerte">
     <w:name w:val="Strong"/>
     <w:basedOn w:val="Fuentedeprrafopredeter"/>
     <w:uiPriority w:val="22"/>
@@ -13724,20 +12421,6 @@
         <w:shd w:val="clear" w:color="auto" w:fill="FBCAA2" w:themeFill="accent6" w:themeFillTint="7F"/>
       </w:tcPr>
     </w:tblStylePr>
-  </w:style>
-  <w:style w:type="paragraph" w:customStyle="1" w:styleId="ds-markdown-paragraph">
-    <w:name w:val="ds-markdown-paragraph"/>
-    <w:basedOn w:val="Normal"/>
-    <w:rsid w:val="004C06F6"/>
-    <w:pPr>
-      <w:spacing w:before="100" w:beforeAutospacing="1" w:after="100" w:afterAutospacing="1" w:line="240" w:lineRule="auto"/>
-    </w:pPr>
-    <w:rPr>
-      <w:rFonts w:ascii="Times New Roman" w:eastAsia="Times New Roman" w:hAnsi="Times New Roman" w:cs="Times New Roman"/>
-      <w:sz w:val="24"/>
-      <w:szCs w:val="24"/>
-      <w:lang w:val="es-ES" w:eastAsia="es-ES"/>
-    </w:rPr>
   </w:style>
 </w:styles>
 </file>
